--- a/Docs/Dictionary.docx
+++ b/Docs/Dictionary.docx
@@ -4,7 +4,7 @@
   <w:body>
     <w:p>
       <w:pPr>
-        <w:pStyle w:val="794"/>
+        <w:pStyle w:val="825"/>
         <w:pBdr>
           <w:top w:val="none" w:color="000000" w:sz="4" w:space="0"/>
           <w:left w:val="none" w:color="000000" w:sz="4" w:space="0"/>
@@ -92,7 +92,7 @@
     </w:p>
     <w:tbl>
       <w:tblPr>
-        <w:tblStyle w:val="667"/>
+        <w:tblStyle w:val="698"/>
         <w:tblW w:w="0" w:type="auto"/>
         <w:tblBorders/>
         <w:tblLayout w:type="fixed"/>
@@ -490,10 +490,11 @@
             </w:r>
             <w:r>
               <w:rPr>
-                <w:rFonts w:ascii="Times New Roman" w:hAnsi="Times New Roman" w:cs="Times New Roman"/>
+                <w:rFonts w:ascii="Times New Roman" w:hAnsi="Times New Roman" w:eastAsia="Times New Roman" w:cs="Times New Roman"/>
                 <w:color w:val="000000"/>
                 <w:sz w:val="28"/>
                 <w:szCs w:val="28"/>
+                <w:highlight w:val="none"/>
               </w:rPr>
             </w:r>
           </w:p>
@@ -533,6 +534,14 @@
                 <w:highlight w:val="none"/>
               </w:rPr>
             </w:r>
+            <w:r>
+              <w:rPr>
+                <w:rFonts w:ascii="Times New Roman" w:hAnsi="Times New Roman" w:cs="Times New Roman"/>
+                <w:color w:val="000000"/>
+                <w:sz w:val="28"/>
+                <w:szCs w:val="28"/>
+              </w:rPr>
+            </w:r>
           </w:p>
           <w:p>
             <w:pPr>
@@ -566,31 +575,6 @@
                 <w:color w:val="000000"/>
                 <w:sz w:val="28"/>
                 <w:szCs w:val="28"/>
-              </w:rPr>
-            </w:r>
-            <w:r>
-              <w:rPr>
-                <w:rFonts w:ascii="Times New Roman" w:hAnsi="Times New Roman" w:cs="Times New Roman"/>
-                <w:color w:val="000000"/>
-                <w:sz w:val="28"/>
-                <w:szCs w:val="28"/>
-              </w:rPr>
-            </w:r>
-            <w:r>
-              <w:rPr>
-                <w:rFonts w:ascii="Times New Roman" w:hAnsi="Times New Roman" w:eastAsia="Times New Roman" w:cs="Times New Roman"/>
-                <w:color w:val="000000"/>
-                <w:sz w:val="28"/>
-                <w:szCs w:val="28"/>
-              </w:rPr>
-            </w:r>
-            <w:r>
-              <w:rPr>
-                <w:rFonts w:ascii="Times New Roman" w:hAnsi="Times New Roman" w:cs="Times New Roman"/>
-                <w:color w:val="000000"/>
-                <w:sz w:val="28"/>
-                <w:szCs w:val="28"/>
-                <w:highlight w:val="none"/>
               </w:rPr>
             </w:r>
             <w:r>
@@ -823,7 +807,7 @@
     </w:tbl>
     <w:p>
       <w:pPr>
-        <w:pStyle w:val="794"/>
+        <w:pStyle w:val="825"/>
         <w:pBdr>
           <w:top w:val="none" w:color="000000" w:sz="4" w:space="0"/>
           <w:left w:val="none" w:color="000000" w:sz="4" w:space="0"/>
@@ -865,7 +849,7 @@
     </w:p>
     <w:p>
       <w:pPr>
-        <w:pStyle w:val="794"/>
+        <w:pStyle w:val="825"/>
         <w:pBdr>
           <w:top w:val="none" w:color="000000" w:sz="4" w:space="0"/>
           <w:left w:val="none" w:color="000000" w:sz="4" w:space="0"/>
@@ -965,7 +949,7 @@
     </w:p>
     <w:tbl>
       <w:tblPr>
-        <w:tblStyle w:val="667"/>
+        <w:tblStyle w:val="698"/>
         <w:tblW w:w="0" w:type="auto"/>
         <w:tblBorders/>
         <w:tblLayout w:type="fixed"/>
@@ -1284,11 +1268,10 @@
             </w:r>
             <w:r>
               <w:rPr>
-                <w:rFonts w:ascii="Times New Roman" w:hAnsi="Times New Roman" w:eastAsia="Times New Roman" w:cs="Times New Roman"/>
+                <w:rFonts w:ascii="Times New Roman" w:hAnsi="Times New Roman" w:cs="Times New Roman"/>
                 <w:color w:val="000000"/>
                 <w:sz w:val="28"/>
                 <w:szCs w:val="28"/>
-                <w:highlight w:val="none"/>
               </w:rPr>
             </w:r>
             <w:r>
@@ -1331,9 +1314,11 @@
             </w:r>
             <w:r>
               <w:rPr>
-                <w:rFonts w:ascii="Times New Roman" w:hAnsi="Times New Roman" w:cs="Times New Roman"/>
+                <w:rFonts w:ascii="Times New Roman" w:hAnsi="Times New Roman" w:eastAsia="Times New Roman" w:cs="Times New Roman"/>
+                <w:color w:val="000000"/>
                 <w:sz w:val="28"/>
                 <w:szCs w:val="28"/>
+                <w:highlight w:val="none"/>
               </w:rPr>
             </w:r>
           </w:p>
@@ -1366,6 +1351,13 @@
                 <w:sz w:val="28"/>
                 <w:szCs w:val="28"/>
                 <w:highlight w:val="none"/>
+              </w:rPr>
+            </w:r>
+            <w:r>
+              <w:rPr>
+                <w:rFonts w:ascii="Times New Roman" w:hAnsi="Times New Roman" w:cs="Times New Roman"/>
+                <w:sz w:val="28"/>
+                <w:szCs w:val="28"/>
               </w:rPr>
             </w:r>
           </w:p>
@@ -1483,10 +1475,11 @@
             </w:r>
             <w:r>
               <w:rPr>
-                <w:rFonts w:ascii="Times New Roman" w:hAnsi="Times New Roman" w:cs="Times New Roman"/>
+                <w:rFonts w:ascii="Times New Roman" w:hAnsi="Times New Roman" w:eastAsia="Times New Roman" w:cs="Times New Roman"/>
                 <w:color w:val="000000"/>
                 <w:sz w:val="28"/>
                 <w:szCs w:val="28"/>
+                <w:highlight w:val="none"/>
               </w:rPr>
             </w:r>
           </w:p>
@@ -1563,13 +1556,22 @@
                 <w:highlight w:val="none"/>
               </w:rPr>
             </w:r>
+            <w:r>
+              <w:rPr>
+                <w:rFonts w:ascii="Times New Roman" w:hAnsi="Times New Roman" w:eastAsia="Times New Roman" w:cs="Times New Roman"/>
+                <w:color w:val="000000"/>
+                <w:sz w:val="28"/>
+                <w:szCs w:val="28"/>
+                <w:highlight w:val="none"/>
+              </w:rPr>
+            </w:r>
           </w:p>
         </w:tc>
       </w:tr>
     </w:tbl>
     <w:p>
       <w:pPr>
-        <w:pStyle w:val="794"/>
+        <w:pStyle w:val="825"/>
         <w:pBdr>
           <w:top w:val="none" w:color="000000" w:sz="4" w:space="0"/>
           <w:left w:val="none" w:color="000000" w:sz="4" w:space="0"/>
@@ -1611,7 +1613,7 @@
     </w:p>
     <w:p>
       <w:pPr>
-        <w:pStyle w:val="794"/>
+        <w:pStyle w:val="825"/>
         <w:pBdr>
           <w:top w:val="none" w:color="000000" w:sz="4" w:space="0"/>
           <w:left w:val="none" w:color="000000" w:sz="4" w:space="0"/>
@@ -1711,7 +1713,7 @@
     </w:p>
     <w:tbl>
       <w:tblPr>
-        <w:tblStyle w:val="667"/>
+        <w:tblStyle w:val="698"/>
         <w:tblW w:w="0" w:type="auto"/>
         <w:tblBorders/>
         <w:tblLayout w:type="fixed"/>
@@ -1997,6 +1999,14 @@
                 <w:szCs w:val="28"/>
               </w:rPr>
             </w:r>
+            <w:r>
+              <w:rPr>
+                <w:rFonts w:ascii="Times New Roman" w:hAnsi="Times New Roman" w:eastAsia="Times New Roman" w:cs="Times New Roman"/>
+                <w:color w:val="000000"/>
+                <w:sz w:val="28"/>
+                <w:szCs w:val="28"/>
+              </w:rPr>
+            </w:r>
           </w:p>
           <w:p>
             <w:pPr>
@@ -2019,6 +2029,7 @@
                 <w:sz w:val="28"/>
                 <w:szCs w:val="28"/>
               </w:rPr>
+              <w:t xml:space="preserve">Получать</w:t>
             </w:r>
             <w:r>
               <w:rPr>
@@ -2027,9 +2038,16 @@
                 <w:sz w:val="28"/>
                 <w:szCs w:val="28"/>
               </w:rPr>
-              <w:t xml:space="preserve">Извлекать последовательность верхних Шариков, удовлетворяющую правилам</w:t>
+              <w:t xml:space="preserve"> последовательность верхних Шариков, удовлетворяющую правилам</w:t>
             </w:r>
-            <w:r/>
+            <w:r>
+              <w:rPr>
+                <w:rFonts w:ascii="Times New Roman" w:hAnsi="Times New Roman" w:cs="Times New Roman"/>
+                <w:color w:val="000000"/>
+                <w:sz w:val="28"/>
+                <w:szCs w:val="28"/>
+              </w:rPr>
+            </w:r>
             <w:r>
               <w:rPr>
                 <w:rFonts w:ascii="Times New Roman" w:hAnsi="Times New Roman" w:cs="Times New Roman"/>
@@ -2268,7 +2286,7 @@
     </w:tbl>
     <w:p>
       <w:pPr>
-        <w:pStyle w:val="794"/>
+        <w:pStyle w:val="825"/>
         <w:pBdr>
           <w:top w:val="none" w:color="000000" w:sz="4" w:space="0"/>
           <w:left w:val="none" w:color="000000" w:sz="4" w:space="0"/>
@@ -2310,7 +2328,7 @@
     </w:p>
     <w:p>
       <w:pPr>
-        <w:pStyle w:val="794"/>
+        <w:pStyle w:val="825"/>
         <w:pBdr>
           <w:top w:val="none" w:color="000000" w:sz="4" w:space="0"/>
           <w:left w:val="none" w:color="000000" w:sz="4" w:space="0"/>
@@ -2404,7 +2422,7 @@
     </w:p>
     <w:tbl>
       <w:tblPr>
-        <w:tblStyle w:val="667"/>
+        <w:tblStyle w:val="698"/>
         <w:tblW w:w="0" w:type="auto"/>
         <w:tblBorders/>
         <w:tblLayout w:type="fixed"/>
@@ -2825,7 +2843,7 @@
     </w:p>
     <w:p>
       <w:pPr>
-        <w:pStyle w:val="794"/>
+        <w:pStyle w:val="825"/>
         <w:pBdr>
           <w:top w:val="none" w:color="000000" w:sz="4" w:space="0"/>
           <w:left w:val="none" w:color="000000" w:sz="4" w:space="0"/>
@@ -2907,7 +2925,7 @@
     </w:p>
     <w:tbl>
       <w:tblPr>
-        <w:tblStyle w:val="667"/>
+        <w:tblStyle w:val="698"/>
         <w:tblW w:w="0" w:type="auto"/>
         <w:tblBorders/>
         <w:tblLayout w:type="fixed"/>
@@ -3309,7 +3327,7 @@
     </w:p>
     <w:p>
       <w:pPr>
-        <w:pStyle w:val="794"/>
+        <w:pStyle w:val="825"/>
         <w:pBdr>
           <w:top w:val="none" w:color="000000" w:sz="4" w:space="0"/>
           <w:left w:val="none" w:color="000000" w:sz="4" w:space="0"/>
@@ -3391,7 +3409,7 @@
     </w:p>
     <w:tbl>
       <w:tblPr>
-        <w:tblStyle w:val="667"/>
+        <w:tblStyle w:val="698"/>
         <w:tblW w:w="0" w:type="auto"/>
         <w:tblBorders/>
         <w:tblLayout w:type="fixed"/>
@@ -3792,7 +3810,7 @@
     </w:p>
     <w:p>
       <w:pPr>
-        <w:pStyle w:val="794"/>
+        <w:pStyle w:val="825"/>
         <w:pBdr>
           <w:top w:val="none" w:color="000000" w:sz="4" w:space="0"/>
           <w:left w:val="none" w:color="000000" w:sz="4" w:space="0"/>
@@ -3874,7 +3892,7 @@
     </w:p>
     <w:tbl>
       <w:tblPr>
-        <w:tblStyle w:val="667"/>
+        <w:tblStyle w:val="698"/>
         <w:tblW w:w="0" w:type="auto"/>
         <w:tblBorders/>
         <w:tblLayout w:type="fixed"/>
@@ -4273,7 +4291,7 @@
     </w:p>
     <w:p>
       <w:pPr>
-        <w:pStyle w:val="794"/>
+        <w:pStyle w:val="825"/>
         <w:pBdr>
           <w:top w:val="none" w:color="000000" w:sz="4" w:space="0"/>
           <w:left w:val="none" w:color="000000" w:sz="4" w:space="0"/>
@@ -4347,7 +4365,7 @@
     </w:p>
     <w:tbl>
       <w:tblPr>
-        <w:tblStyle w:val="667"/>
+        <w:tblStyle w:val="698"/>
         <w:tblW w:w="0" w:type="auto"/>
         <w:tblBorders/>
         <w:tblLayout w:type="fixed"/>
@@ -4635,29 +4653,6 @@
                 <w:highlight w:val="none"/>
               </w:rPr>
             </w:r>
-            <w:r>
-              <w:rPr>
-                <w:rFonts w:ascii="Times New Roman" w:hAnsi="Times New Roman" w:eastAsia="Times New Roman" w:cs="Times New Roman"/>
-                <w:sz w:val="28"/>
-                <w:szCs w:val="28"/>
-                <w:highlight w:val="none"/>
-              </w:rPr>
-            </w:r>
-            <w:r>
-              <w:rPr>
-                <w:rFonts w:ascii="Times New Roman" w:hAnsi="Times New Roman" w:cs="Times New Roman"/>
-                <w:sz w:val="28"/>
-                <w:szCs w:val="28"/>
-              </w:rPr>
-            </w:r>
-            <w:r>
-              <w:rPr>
-                <w:rFonts w:ascii="Times New Roman" w:hAnsi="Times New Roman" w:eastAsia="Times New Roman" w:cs="Times New Roman"/>
-                <w:sz w:val="28"/>
-                <w:szCs w:val="28"/>
-                <w:highlight w:val="none"/>
-              </w:rPr>
-            </w:r>
           </w:p>
         </w:tc>
       </w:tr>
@@ -4872,7 +4867,7 @@
     </w:tbl>
     <w:p>
       <w:pPr>
-        <w:pStyle w:val="794"/>
+        <w:pStyle w:val="825"/>
         <w:pBdr>
           <w:top w:val="none" w:color="000000" w:sz="4" w:space="0"/>
           <w:left w:val="none" w:color="000000" w:sz="4" w:space="0"/>
@@ -4914,7 +4909,7 @@
     </w:p>
     <w:p>
       <w:pPr>
-        <w:pStyle w:val="794"/>
+        <w:pStyle w:val="825"/>
         <w:pBdr>
           <w:top w:val="none" w:color="000000" w:sz="4" w:space="0"/>
           <w:left w:val="none" w:color="000000" w:sz="4" w:space="0"/>
@@ -5008,7 +5003,7 @@
     </w:p>
     <w:tbl>
       <w:tblPr>
-        <w:tblStyle w:val="667"/>
+        <w:tblStyle w:val="698"/>
         <w:tblW w:w="0" w:type="auto"/>
         <w:tblBorders/>
         <w:tblLayout w:type="fixed"/>
@@ -5643,10 +5638,10 @@
     <w:lsdException w:name="Bibliography" w:uiPriority="37"/>
     <w:lsdException w:name="TOC Heading" w:uiPriority="39" w:qFormat="1"/>
   </w:latentStyles>
-  <w:style w:type="character" w:styleId="666">
+  <w:style w:type="character" w:styleId="697">
     <w:name w:val="Caption Char"/>
-    <w:basedOn w:val="831"/>
-    <w:link w:val="829"/>
+    <w:basedOn w:val="862"/>
+    <w:link w:val="860"/>
     <w:uiPriority w:val="99"/>
     <w:pPr>
       <w:pBdr/>
@@ -5654,9 +5649,9 @@
       <w:ind/>
     </w:pPr>
   </w:style>
-  <w:style w:type="table" w:styleId="667">
+  <w:style w:type="table" w:styleId="698">
     <w:name w:val="Table Grid"/>
-    <w:basedOn w:val="852"/>
+    <w:basedOn w:val="883"/>
     <w:uiPriority w:val="59"/>
     <w:pPr>
       <w:pBdr/>
@@ -5853,9 +5848,9 @@
       </w:tcPr>
     </w:tblStylePr>
   </w:style>
-  <w:style w:type="table" w:styleId="668">
+  <w:style w:type="table" w:styleId="699">
     <w:name w:val="Table Grid Light"/>
-    <w:basedOn w:val="852"/>
+    <w:basedOn w:val="883"/>
     <w:uiPriority w:val="59"/>
     <w:pPr>
       <w:pBdr/>
@@ -6052,9 +6047,9 @@
       </w:tcPr>
     </w:tblStylePr>
   </w:style>
-  <w:style w:type="table" w:styleId="669">
+  <w:style w:type="table" w:styleId="700">
     <w:name w:val="Plain Table 1"/>
-    <w:basedOn w:val="852"/>
+    <w:basedOn w:val="883"/>
     <w:uiPriority w:val="59"/>
     <w:pPr>
       <w:pBdr/>
@@ -6277,9 +6272,9 @@
       </w:tcPr>
     </w:tblStylePr>
   </w:style>
-  <w:style w:type="table" w:styleId="670">
+  <w:style w:type="table" w:styleId="701">
     <w:name w:val="Plain Table 2"/>
-    <w:basedOn w:val="852"/>
+    <w:basedOn w:val="883"/>
     <w:uiPriority w:val="59"/>
     <w:pPr>
       <w:pBdr/>
@@ -6510,9 +6505,9 @@
       </w:tcPr>
     </w:tblStylePr>
   </w:style>
-  <w:style w:type="table" w:styleId="671">
+  <w:style w:type="table" w:styleId="702">
     <w:name w:val="Plain Table 3"/>
-    <w:basedOn w:val="852"/>
+    <w:basedOn w:val="883"/>
     <w:uiPriority w:val="99"/>
     <w:pPr>
       <w:pBdr/>
@@ -6740,9 +6735,9 @@
       </w:tcPr>
     </w:tblStylePr>
   </w:style>
-  <w:style w:type="table" w:styleId="672">
+  <w:style w:type="table" w:styleId="703">
     <w:name w:val="Plain Table 4"/>
-    <w:basedOn w:val="852"/>
+    <w:basedOn w:val="883"/>
     <w:uiPriority w:val="99"/>
     <w:pPr>
       <w:pBdr/>
@@ -6956,9 +6951,9 @@
       </w:tcPr>
     </w:tblStylePr>
   </w:style>
-  <w:style w:type="table" w:styleId="673">
+  <w:style w:type="table" w:styleId="704">
     <w:name w:val="Plain Table 5"/>
-    <w:basedOn w:val="852"/>
+    <w:basedOn w:val="883"/>
     <w:uiPriority w:val="99"/>
     <w:pPr>
       <w:pBdr/>
@@ -7189,9 +7184,9 @@
       </w:tcPr>
     </w:tblStylePr>
   </w:style>
-  <w:style w:type="table" w:styleId="674">
+  <w:style w:type="table" w:styleId="705">
     <w:name w:val="Grid Table 1 Light"/>
-    <w:basedOn w:val="852"/>
+    <w:basedOn w:val="883"/>
     <w:uiPriority w:val="99"/>
     <w:pPr>
       <w:pBdr/>
@@ -7412,9 +7407,9 @@
       </w:tcPr>
     </w:tblStylePr>
   </w:style>
-  <w:style w:type="table" w:styleId="675">
+  <w:style w:type="table" w:styleId="706">
     <w:name w:val="Grid Table 1 Light - Accent 1"/>
-    <w:basedOn w:val="852"/>
+    <w:basedOn w:val="883"/>
     <w:uiPriority w:val="99"/>
     <w:pPr>
       <w:pBdr/>
@@ -7635,9 +7630,9 @@
       </w:tcPr>
     </w:tblStylePr>
   </w:style>
-  <w:style w:type="table" w:styleId="676">
+  <w:style w:type="table" w:styleId="707">
     <w:name w:val="Grid Table 1 Light - Accent 2"/>
-    <w:basedOn w:val="852"/>
+    <w:basedOn w:val="883"/>
     <w:uiPriority w:val="99"/>
     <w:pPr>
       <w:pBdr/>
@@ -7858,9 +7853,9 @@
       </w:tcPr>
     </w:tblStylePr>
   </w:style>
-  <w:style w:type="table" w:styleId="677">
+  <w:style w:type="table" w:styleId="708">
     <w:name w:val="Grid Table 1 Light - Accent 3"/>
-    <w:basedOn w:val="852"/>
+    <w:basedOn w:val="883"/>
     <w:uiPriority w:val="99"/>
     <w:pPr>
       <w:pBdr/>
@@ -8081,9 +8076,9 @@
       </w:tcPr>
     </w:tblStylePr>
   </w:style>
-  <w:style w:type="table" w:styleId="678">
+  <w:style w:type="table" w:styleId="709">
     <w:name w:val="Grid Table 1 Light - Accent 4"/>
-    <w:basedOn w:val="852"/>
+    <w:basedOn w:val="883"/>
     <w:uiPriority w:val="99"/>
     <w:pPr>
       <w:pBdr/>
@@ -8304,9 +8299,9 @@
       </w:tcPr>
     </w:tblStylePr>
   </w:style>
-  <w:style w:type="table" w:styleId="679">
+  <w:style w:type="table" w:styleId="710">
     <w:name w:val="Grid Table 1 Light - Accent 5"/>
-    <w:basedOn w:val="852"/>
+    <w:basedOn w:val="883"/>
     <w:uiPriority w:val="99"/>
     <w:pPr>
       <w:pBdr/>
@@ -8527,9 +8522,9 @@
       </w:tcPr>
     </w:tblStylePr>
   </w:style>
-  <w:style w:type="table" w:styleId="680">
+  <w:style w:type="table" w:styleId="711">
     <w:name w:val="Grid Table 1 Light - Accent 6"/>
-    <w:basedOn w:val="852"/>
+    <w:basedOn w:val="883"/>
     <w:uiPriority w:val="99"/>
     <w:pPr>
       <w:pBdr/>
@@ -8750,9 +8745,9 @@
       </w:tcPr>
     </w:tblStylePr>
   </w:style>
-  <w:style w:type="table" w:styleId="681">
+  <w:style w:type="table" w:styleId="712">
     <w:name w:val="Grid Table 2"/>
-    <w:basedOn w:val="852"/>
+    <w:basedOn w:val="883"/>
     <w:uiPriority w:val="99"/>
     <w:pPr>
       <w:pBdr/>
@@ -8982,9 +8977,9 @@
       </w:tcPr>
     </w:tblStylePr>
   </w:style>
-  <w:style w:type="table" w:styleId="682">
+  <w:style w:type="table" w:styleId="713">
     <w:name w:val="Grid Table 2 - Accent 1"/>
-    <w:basedOn w:val="852"/>
+    <w:basedOn w:val="883"/>
     <w:uiPriority w:val="99"/>
     <w:pPr>
       <w:pBdr/>
@@ -9214,9 +9209,9 @@
       </w:tcPr>
     </w:tblStylePr>
   </w:style>
-  <w:style w:type="table" w:styleId="683">
+  <w:style w:type="table" w:styleId="714">
     <w:name w:val="Grid Table 2 - Accent 2"/>
-    <w:basedOn w:val="852"/>
+    <w:basedOn w:val="883"/>
     <w:uiPriority w:val="99"/>
     <w:pPr>
       <w:pBdr/>
@@ -9446,9 +9441,9 @@
       </w:tcPr>
     </w:tblStylePr>
   </w:style>
-  <w:style w:type="table" w:styleId="684">
+  <w:style w:type="table" w:styleId="715">
     <w:name w:val="Grid Table 2 - Accent 3"/>
-    <w:basedOn w:val="852"/>
+    <w:basedOn w:val="883"/>
     <w:uiPriority w:val="99"/>
     <w:pPr>
       <w:pBdr/>
@@ -9678,9 +9673,9 @@
       </w:tcPr>
     </w:tblStylePr>
   </w:style>
-  <w:style w:type="table" w:styleId="685">
+  <w:style w:type="table" w:styleId="716">
     <w:name w:val="Grid Table 2 - Accent 4"/>
-    <w:basedOn w:val="852"/>
+    <w:basedOn w:val="883"/>
     <w:uiPriority w:val="99"/>
     <w:pPr>
       <w:pBdr/>
@@ -9910,9 +9905,9 @@
       </w:tcPr>
     </w:tblStylePr>
   </w:style>
-  <w:style w:type="table" w:styleId="686">
+  <w:style w:type="table" w:styleId="717">
     <w:name w:val="Grid Table 2 - Accent 5"/>
-    <w:basedOn w:val="852"/>
+    <w:basedOn w:val="883"/>
     <w:uiPriority w:val="99"/>
     <w:pPr>
       <w:pBdr/>
@@ -10142,9 +10137,9 @@
       </w:tcPr>
     </w:tblStylePr>
   </w:style>
-  <w:style w:type="table" w:styleId="687">
+  <w:style w:type="table" w:styleId="718">
     <w:name w:val="Grid Table 2 - Accent 6"/>
-    <w:basedOn w:val="852"/>
+    <w:basedOn w:val="883"/>
     <w:uiPriority w:val="99"/>
     <w:pPr>
       <w:pBdr/>
@@ -10374,9 +10369,9 @@
       </w:tcPr>
     </w:tblStylePr>
   </w:style>
-  <w:style w:type="table" w:styleId="688">
+  <w:style w:type="table" w:styleId="719">
     <w:name w:val="Grid Table 3"/>
-    <w:basedOn w:val="852"/>
+    <w:basedOn w:val="883"/>
     <w:uiPriority w:val="99"/>
     <w:pPr>
       <w:pBdr/>
@@ -10619,9 +10614,9 @@
       </w:tcPr>
     </w:tblStylePr>
   </w:style>
-  <w:style w:type="table" w:styleId="689">
+  <w:style w:type="table" w:styleId="720">
     <w:name w:val="Grid Table 3 - Accent 1"/>
-    <w:basedOn w:val="852"/>
+    <w:basedOn w:val="883"/>
     <w:uiPriority w:val="99"/>
     <w:pPr>
       <w:pBdr/>
@@ -10864,9 +10859,9 @@
       </w:tcPr>
     </w:tblStylePr>
   </w:style>
-  <w:style w:type="table" w:styleId="690">
+  <w:style w:type="table" w:styleId="721">
     <w:name w:val="Grid Table 3 - Accent 2"/>
-    <w:basedOn w:val="852"/>
+    <w:basedOn w:val="883"/>
     <w:uiPriority w:val="99"/>
     <w:pPr>
       <w:pBdr/>
@@ -11109,9 +11104,9 @@
       </w:tcPr>
     </w:tblStylePr>
   </w:style>
-  <w:style w:type="table" w:styleId="691">
+  <w:style w:type="table" w:styleId="722">
     <w:name w:val="Grid Table 3 - Accent 3"/>
-    <w:basedOn w:val="852"/>
+    <w:basedOn w:val="883"/>
     <w:uiPriority w:val="99"/>
     <w:pPr>
       <w:pBdr/>
@@ -11354,9 +11349,9 @@
       </w:tcPr>
     </w:tblStylePr>
   </w:style>
-  <w:style w:type="table" w:styleId="692">
+  <w:style w:type="table" w:styleId="723">
     <w:name w:val="Grid Table 3 - Accent 4"/>
-    <w:basedOn w:val="852"/>
+    <w:basedOn w:val="883"/>
     <w:uiPriority w:val="99"/>
     <w:pPr>
       <w:pBdr/>
@@ -11599,9 +11594,9 @@
       </w:tcPr>
     </w:tblStylePr>
   </w:style>
-  <w:style w:type="table" w:styleId="693">
+  <w:style w:type="table" w:styleId="724">
     <w:name w:val="Grid Table 3 - Accent 5"/>
-    <w:basedOn w:val="852"/>
+    <w:basedOn w:val="883"/>
     <w:uiPriority w:val="99"/>
     <w:pPr>
       <w:pBdr/>
@@ -11844,9 +11839,9 @@
       </w:tcPr>
     </w:tblStylePr>
   </w:style>
-  <w:style w:type="table" w:styleId="694">
+  <w:style w:type="table" w:styleId="725">
     <w:name w:val="Grid Table 3 - Accent 6"/>
-    <w:basedOn w:val="852"/>
+    <w:basedOn w:val="883"/>
     <w:uiPriority w:val="99"/>
     <w:pPr>
       <w:pBdr/>
@@ -12089,9 +12084,9 @@
       </w:tcPr>
     </w:tblStylePr>
   </w:style>
-  <w:style w:type="table" w:styleId="695">
+  <w:style w:type="table" w:styleId="726">
     <w:name w:val="Grid Table 4"/>
-    <w:basedOn w:val="852"/>
+    <w:basedOn w:val="883"/>
     <w:uiPriority w:val="59"/>
     <w:pPr>
       <w:pBdr/>
@@ -12322,9 +12317,9 @@
       </w:tcPr>
     </w:tblStylePr>
   </w:style>
-  <w:style w:type="table" w:styleId="696">
+  <w:style w:type="table" w:styleId="727">
     <w:name w:val="Grid Table 4 - Accent 1"/>
-    <w:basedOn w:val="852"/>
+    <w:basedOn w:val="883"/>
     <w:uiPriority w:val="59"/>
     <w:pPr>
       <w:pBdr/>
@@ -12555,9 +12550,9 @@
       </w:tcPr>
     </w:tblStylePr>
   </w:style>
-  <w:style w:type="table" w:styleId="697">
+  <w:style w:type="table" w:styleId="728">
     <w:name w:val="Grid Table 4 - Accent 2"/>
-    <w:basedOn w:val="852"/>
+    <w:basedOn w:val="883"/>
     <w:uiPriority w:val="59"/>
     <w:pPr>
       <w:pBdr/>
@@ -12788,9 +12783,9 @@
       </w:tcPr>
     </w:tblStylePr>
   </w:style>
-  <w:style w:type="table" w:styleId="698">
+  <w:style w:type="table" w:styleId="729">
     <w:name w:val="Grid Table 4 - Accent 3"/>
-    <w:basedOn w:val="852"/>
+    <w:basedOn w:val="883"/>
     <w:uiPriority w:val="59"/>
     <w:pPr>
       <w:pBdr/>
@@ -13021,9 +13016,9 @@
       </w:tcPr>
     </w:tblStylePr>
   </w:style>
-  <w:style w:type="table" w:styleId="699">
+  <w:style w:type="table" w:styleId="730">
     <w:name w:val="Grid Table 4 - Accent 4"/>
-    <w:basedOn w:val="852"/>
+    <w:basedOn w:val="883"/>
     <w:uiPriority w:val="59"/>
     <w:pPr>
       <w:pBdr/>
@@ -13254,9 +13249,9 @@
       </w:tcPr>
     </w:tblStylePr>
   </w:style>
-  <w:style w:type="table" w:styleId="700">
+  <w:style w:type="table" w:styleId="731">
     <w:name w:val="Grid Table 4 - Accent 5"/>
-    <w:basedOn w:val="852"/>
+    <w:basedOn w:val="883"/>
     <w:uiPriority w:val="59"/>
     <w:pPr>
       <w:pBdr/>
@@ -13487,9 +13482,9 @@
       </w:tcPr>
     </w:tblStylePr>
   </w:style>
-  <w:style w:type="table" w:styleId="701">
+  <w:style w:type="table" w:styleId="732">
     <w:name w:val="Grid Table 4 - Accent 6"/>
-    <w:basedOn w:val="852"/>
+    <w:basedOn w:val="883"/>
     <w:uiPriority w:val="59"/>
     <w:pPr>
       <w:pBdr/>
@@ -13720,9 +13715,9 @@
       </w:tcPr>
     </w:tblStylePr>
   </w:style>
-  <w:style w:type="table" w:styleId="702">
+  <w:style w:type="table" w:styleId="733">
     <w:name w:val="Grid Table 5 Dark"/>
-    <w:basedOn w:val="852"/>
+    <w:basedOn w:val="883"/>
     <w:uiPriority w:val="99"/>
     <w:pPr>
       <w:pBdr/>
@@ -13948,9 +13943,9 @@
       </w:tcPr>
     </w:tblStylePr>
   </w:style>
-  <w:style w:type="table" w:styleId="703">
+  <w:style w:type="table" w:styleId="734">
     <w:name w:val="Grid Table 5 Dark- Accent 1"/>
-    <w:basedOn w:val="852"/>
+    <w:basedOn w:val="883"/>
     <w:uiPriority w:val="99"/>
     <w:pPr>
       <w:pBdr/>
@@ -14176,9 +14171,9 @@
       </w:tcPr>
     </w:tblStylePr>
   </w:style>
-  <w:style w:type="table" w:styleId="704">
+  <w:style w:type="table" w:styleId="735">
     <w:name w:val="Grid Table 5 Dark - Accent 2"/>
-    <w:basedOn w:val="852"/>
+    <w:basedOn w:val="883"/>
     <w:uiPriority w:val="99"/>
     <w:pPr>
       <w:pBdr/>
@@ -14404,9 +14399,9 @@
       </w:tcPr>
     </w:tblStylePr>
   </w:style>
-  <w:style w:type="table" w:styleId="705">
+  <w:style w:type="table" w:styleId="736">
     <w:name w:val="Grid Table 5 Dark - Accent 3"/>
-    <w:basedOn w:val="852"/>
+    <w:basedOn w:val="883"/>
     <w:uiPriority w:val="99"/>
     <w:pPr>
       <w:pBdr/>
@@ -14632,9 +14627,9 @@
       </w:tcPr>
     </w:tblStylePr>
   </w:style>
-  <w:style w:type="table" w:styleId="706">
+  <w:style w:type="table" w:styleId="737">
     <w:name w:val="Grid Table 5 Dark- Accent 4"/>
-    <w:basedOn w:val="852"/>
+    <w:basedOn w:val="883"/>
     <w:uiPriority w:val="99"/>
     <w:pPr>
       <w:pBdr/>
@@ -14860,9 +14855,9 @@
       </w:tcPr>
     </w:tblStylePr>
   </w:style>
-  <w:style w:type="table" w:styleId="707">
+  <w:style w:type="table" w:styleId="738">
     <w:name w:val="Grid Table 5 Dark - Accent 5"/>
-    <w:basedOn w:val="852"/>
+    <w:basedOn w:val="883"/>
     <w:uiPriority w:val="99"/>
     <w:pPr>
       <w:pBdr/>
@@ -15088,9 +15083,9 @@
       </w:tcPr>
     </w:tblStylePr>
   </w:style>
-  <w:style w:type="table" w:styleId="708">
+  <w:style w:type="table" w:styleId="739">
     <w:name w:val="Grid Table 5 Dark - Accent 6"/>
-    <w:basedOn w:val="852"/>
+    <w:basedOn w:val="883"/>
     <w:uiPriority w:val="99"/>
     <w:pPr>
       <w:pBdr/>
@@ -15316,9 +15311,9 @@
       </w:tcPr>
     </w:tblStylePr>
   </w:style>
-  <w:style w:type="table" w:styleId="709">
+  <w:style w:type="table" w:styleId="740">
     <w:name w:val="Grid Table 6 Colorful"/>
-    <w:basedOn w:val="852"/>
+    <w:basedOn w:val="883"/>
     <w:uiPriority w:val="99"/>
     <w:pPr>
       <w:pBdr/>
@@ -15546,9 +15541,9 @@
       </w:tcPr>
     </w:tblStylePr>
   </w:style>
-  <w:style w:type="table" w:styleId="710">
+  <w:style w:type="table" w:styleId="741">
     <w:name w:val="Grid Table 6 Colorful - Accent 1"/>
-    <w:basedOn w:val="852"/>
+    <w:basedOn w:val="883"/>
     <w:uiPriority w:val="99"/>
     <w:pPr>
       <w:pBdr/>
@@ -15776,9 +15771,9 @@
       </w:tcPr>
     </w:tblStylePr>
   </w:style>
-  <w:style w:type="table" w:styleId="711">
+  <w:style w:type="table" w:styleId="742">
     <w:name w:val="Grid Table 6 Colorful - Accent 2"/>
-    <w:basedOn w:val="852"/>
+    <w:basedOn w:val="883"/>
     <w:uiPriority w:val="99"/>
     <w:pPr>
       <w:pBdr/>
@@ -16006,9 +16001,9 @@
       </w:tcPr>
     </w:tblStylePr>
   </w:style>
-  <w:style w:type="table" w:styleId="712">
+  <w:style w:type="table" w:styleId="743">
     <w:name w:val="Grid Table 6 Colorful - Accent 3"/>
-    <w:basedOn w:val="852"/>
+    <w:basedOn w:val="883"/>
     <w:uiPriority w:val="99"/>
     <w:pPr>
       <w:pBdr/>
@@ -16236,9 +16231,9 @@
       </w:tcPr>
     </w:tblStylePr>
   </w:style>
-  <w:style w:type="table" w:styleId="713">
+  <w:style w:type="table" w:styleId="744">
     <w:name w:val="Grid Table 6 Colorful - Accent 4"/>
-    <w:basedOn w:val="852"/>
+    <w:basedOn w:val="883"/>
     <w:uiPriority w:val="99"/>
     <w:pPr>
       <w:pBdr/>
@@ -16466,9 +16461,9 @@
       </w:tcPr>
     </w:tblStylePr>
   </w:style>
-  <w:style w:type="table" w:styleId="714">
+  <w:style w:type="table" w:styleId="745">
     <w:name w:val="Grid Table 6 Colorful - Accent 5"/>
-    <w:basedOn w:val="852"/>
+    <w:basedOn w:val="883"/>
     <w:uiPriority w:val="99"/>
     <w:pPr>
       <w:pBdr/>
@@ -16696,9 +16691,9 @@
       </w:tcPr>
     </w:tblStylePr>
   </w:style>
-  <w:style w:type="table" w:styleId="715">
+  <w:style w:type="table" w:styleId="746">
     <w:name w:val="Grid Table 6 Colorful - Accent 6"/>
-    <w:basedOn w:val="852"/>
+    <w:basedOn w:val="883"/>
     <w:uiPriority w:val="99"/>
     <w:pPr>
       <w:pBdr/>
@@ -16926,9 +16921,9 @@
       </w:tcPr>
     </w:tblStylePr>
   </w:style>
-  <w:style w:type="table" w:styleId="716">
+  <w:style w:type="table" w:styleId="747">
     <w:name w:val="Grid Table 7 Colorful"/>
-    <w:basedOn w:val="852"/>
+    <w:basedOn w:val="883"/>
     <w:uiPriority w:val="99"/>
     <w:pPr>
       <w:pBdr/>
@@ -17180,9 +17175,9 @@
       </w:tcPr>
     </w:tblStylePr>
   </w:style>
-  <w:style w:type="table" w:styleId="717">
+  <w:style w:type="table" w:styleId="748">
     <w:name w:val="Grid Table 7 Colorful - Accent 1"/>
-    <w:basedOn w:val="852"/>
+    <w:basedOn w:val="883"/>
     <w:uiPriority w:val="99"/>
     <w:pPr>
       <w:pBdr/>
@@ -17434,9 +17429,9 @@
       </w:tcPr>
     </w:tblStylePr>
   </w:style>
-  <w:style w:type="table" w:styleId="718">
+  <w:style w:type="table" w:styleId="749">
     <w:name w:val="Grid Table 7 Colorful - Accent 2"/>
-    <w:basedOn w:val="852"/>
+    <w:basedOn w:val="883"/>
     <w:uiPriority w:val="99"/>
     <w:pPr>
       <w:pBdr/>
@@ -17688,9 +17683,9 @@
       </w:tcPr>
     </w:tblStylePr>
   </w:style>
-  <w:style w:type="table" w:styleId="719">
+  <w:style w:type="table" w:styleId="750">
     <w:name w:val="Grid Table 7 Colorful - Accent 3"/>
-    <w:basedOn w:val="852"/>
+    <w:basedOn w:val="883"/>
     <w:uiPriority w:val="99"/>
     <w:pPr>
       <w:pBdr/>
@@ -17942,9 +17937,9 @@
       </w:tcPr>
     </w:tblStylePr>
   </w:style>
-  <w:style w:type="table" w:styleId="720">
+  <w:style w:type="table" w:styleId="751">
     <w:name w:val="Grid Table 7 Colorful - Accent 4"/>
-    <w:basedOn w:val="852"/>
+    <w:basedOn w:val="883"/>
     <w:uiPriority w:val="99"/>
     <w:pPr>
       <w:pBdr/>
@@ -18196,9 +18191,9 @@
       </w:tcPr>
     </w:tblStylePr>
   </w:style>
-  <w:style w:type="table" w:styleId="721">
+  <w:style w:type="table" w:styleId="752">
     <w:name w:val="Grid Table 7 Colorful - Accent 5"/>
-    <w:basedOn w:val="852"/>
+    <w:basedOn w:val="883"/>
     <w:uiPriority w:val="99"/>
     <w:pPr>
       <w:pBdr/>
@@ -18450,9 +18445,9 @@
       </w:tcPr>
     </w:tblStylePr>
   </w:style>
-  <w:style w:type="table" w:styleId="722">
+  <w:style w:type="table" w:styleId="753">
     <w:name w:val="Grid Table 7 Colorful - Accent 6"/>
-    <w:basedOn w:val="852"/>
+    <w:basedOn w:val="883"/>
     <w:uiPriority w:val="99"/>
     <w:pPr>
       <w:pBdr/>
@@ -18704,9 +18699,9 @@
       </w:tcPr>
     </w:tblStylePr>
   </w:style>
-  <w:style w:type="table" w:styleId="723">
+  <w:style w:type="table" w:styleId="754">
     <w:name w:val="List Table 1 Light"/>
-    <w:basedOn w:val="852"/>
+    <w:basedOn w:val="883"/>
     <w:uiPriority w:val="99"/>
     <w:pPr>
       <w:pBdr/>
@@ -18920,9 +18915,9 @@
       </w:tcPr>
     </w:tblStylePr>
   </w:style>
-  <w:style w:type="table" w:styleId="724">
+  <w:style w:type="table" w:styleId="755">
     <w:name w:val="List Table 1 Light - Accent 1"/>
-    <w:basedOn w:val="852"/>
+    <w:basedOn w:val="883"/>
     <w:uiPriority w:val="99"/>
     <w:pPr>
       <w:pBdr/>
@@ -19136,9 +19131,9 @@
       </w:tcPr>
     </w:tblStylePr>
   </w:style>
-  <w:style w:type="table" w:styleId="725">
+  <w:style w:type="table" w:styleId="756">
     <w:name w:val="List Table 1 Light - Accent 2"/>
-    <w:basedOn w:val="852"/>
+    <w:basedOn w:val="883"/>
     <w:uiPriority w:val="99"/>
     <w:pPr>
       <w:pBdr/>
@@ -19352,9 +19347,9 @@
       </w:tcPr>
     </w:tblStylePr>
   </w:style>
-  <w:style w:type="table" w:styleId="726">
+  <w:style w:type="table" w:styleId="757">
     <w:name w:val="List Table 1 Light - Accent 3"/>
-    <w:basedOn w:val="852"/>
+    <w:basedOn w:val="883"/>
     <w:uiPriority w:val="99"/>
     <w:pPr>
       <w:pBdr/>
@@ -19568,9 +19563,9 @@
       </w:tcPr>
     </w:tblStylePr>
   </w:style>
-  <w:style w:type="table" w:styleId="727">
+  <w:style w:type="table" w:styleId="758">
     <w:name w:val="List Table 1 Light - Accent 4"/>
-    <w:basedOn w:val="852"/>
+    <w:basedOn w:val="883"/>
     <w:uiPriority w:val="99"/>
     <w:pPr>
       <w:pBdr/>
@@ -19784,9 +19779,9 @@
       </w:tcPr>
     </w:tblStylePr>
   </w:style>
-  <w:style w:type="table" w:styleId="728">
+  <w:style w:type="table" w:styleId="759">
     <w:name w:val="List Table 1 Light - Accent 5"/>
-    <w:basedOn w:val="852"/>
+    <w:basedOn w:val="883"/>
     <w:uiPriority w:val="99"/>
     <w:pPr>
       <w:pBdr/>
@@ -20000,9 +19995,9 @@
       </w:tcPr>
     </w:tblStylePr>
   </w:style>
-  <w:style w:type="table" w:styleId="729">
+  <w:style w:type="table" w:styleId="760">
     <w:name w:val="List Table 1 Light - Accent 6"/>
-    <w:basedOn w:val="852"/>
+    <w:basedOn w:val="883"/>
     <w:uiPriority w:val="99"/>
     <w:pPr>
       <w:pBdr/>
@@ -20216,9 +20211,9 @@
       </w:tcPr>
     </w:tblStylePr>
   </w:style>
-  <w:style w:type="table" w:styleId="730">
+  <w:style w:type="table" w:styleId="761">
     <w:name w:val="List Table 2"/>
-    <w:basedOn w:val="852"/>
+    <w:basedOn w:val="883"/>
     <w:uiPriority w:val="99"/>
     <w:pPr>
       <w:pBdr/>
@@ -20454,9 +20449,9 @@
       </w:tcPr>
     </w:tblStylePr>
   </w:style>
-  <w:style w:type="table" w:styleId="731">
+  <w:style w:type="table" w:styleId="762">
     <w:name w:val="List Table 2 - Accent 1"/>
-    <w:basedOn w:val="852"/>
+    <w:basedOn w:val="883"/>
     <w:uiPriority w:val="99"/>
     <w:pPr>
       <w:pBdr/>
@@ -20692,9 +20687,9 @@
       </w:tcPr>
     </w:tblStylePr>
   </w:style>
-  <w:style w:type="table" w:styleId="732">
+  <w:style w:type="table" w:styleId="763">
     <w:name w:val="List Table 2 - Accent 2"/>
-    <w:basedOn w:val="852"/>
+    <w:basedOn w:val="883"/>
     <w:uiPriority w:val="99"/>
     <w:pPr>
       <w:pBdr/>
@@ -20930,9 +20925,9 @@
       </w:tcPr>
     </w:tblStylePr>
   </w:style>
-  <w:style w:type="table" w:styleId="733">
+  <w:style w:type="table" w:styleId="764">
     <w:name w:val="List Table 2 - Accent 3"/>
-    <w:basedOn w:val="852"/>
+    <w:basedOn w:val="883"/>
     <w:uiPriority w:val="99"/>
     <w:pPr>
       <w:pBdr/>
@@ -21168,9 +21163,9 @@
       </w:tcPr>
     </w:tblStylePr>
   </w:style>
-  <w:style w:type="table" w:styleId="734">
+  <w:style w:type="table" w:styleId="765">
     <w:name w:val="List Table 2 - Accent 4"/>
-    <w:basedOn w:val="852"/>
+    <w:basedOn w:val="883"/>
     <w:uiPriority w:val="99"/>
     <w:pPr>
       <w:pBdr/>
@@ -21406,9 +21401,9 @@
       </w:tcPr>
     </w:tblStylePr>
   </w:style>
-  <w:style w:type="table" w:styleId="735">
+  <w:style w:type="table" w:styleId="766">
     <w:name w:val="List Table 2 - Accent 5"/>
-    <w:basedOn w:val="852"/>
+    <w:basedOn w:val="883"/>
     <w:uiPriority w:val="99"/>
     <w:pPr>
       <w:pBdr/>
@@ -21644,9 +21639,9 @@
       </w:tcPr>
     </w:tblStylePr>
   </w:style>
-  <w:style w:type="table" w:styleId="736">
+  <w:style w:type="table" w:styleId="767">
     <w:name w:val="List Table 2 - Accent 6"/>
-    <w:basedOn w:val="852"/>
+    <w:basedOn w:val="883"/>
     <w:uiPriority w:val="99"/>
     <w:pPr>
       <w:pBdr/>
@@ -21882,9 +21877,9 @@
       </w:tcPr>
     </w:tblStylePr>
   </w:style>
-  <w:style w:type="table" w:styleId="737">
+  <w:style w:type="table" w:styleId="768">
     <w:name w:val="List Table 3"/>
-    <w:basedOn w:val="852"/>
+    <w:basedOn w:val="883"/>
     <w:uiPriority w:val="99"/>
     <w:pPr>
       <w:pBdr/>
@@ -22110,9 +22105,9 @@
       </w:tcPr>
     </w:tblStylePr>
   </w:style>
-  <w:style w:type="table" w:styleId="738">
+  <w:style w:type="table" w:styleId="769">
     <w:name w:val="List Table 3 - Accent 1"/>
-    <w:basedOn w:val="852"/>
+    <w:basedOn w:val="883"/>
     <w:uiPriority w:val="99"/>
     <w:pPr>
       <w:pBdr/>
@@ -22338,9 +22333,9 @@
       </w:tcPr>
     </w:tblStylePr>
   </w:style>
-  <w:style w:type="table" w:styleId="739">
+  <w:style w:type="table" w:styleId="770">
     <w:name w:val="List Table 3 - Accent 2"/>
-    <w:basedOn w:val="852"/>
+    <w:basedOn w:val="883"/>
     <w:uiPriority w:val="99"/>
     <w:pPr>
       <w:pBdr/>
@@ -22566,9 +22561,9 @@
       </w:tcPr>
     </w:tblStylePr>
   </w:style>
-  <w:style w:type="table" w:styleId="740">
+  <w:style w:type="table" w:styleId="771">
     <w:name w:val="List Table 3 - Accent 3"/>
-    <w:basedOn w:val="852"/>
+    <w:basedOn w:val="883"/>
     <w:uiPriority w:val="99"/>
     <w:pPr>
       <w:pBdr/>
@@ -22794,9 +22789,9 @@
       </w:tcPr>
     </w:tblStylePr>
   </w:style>
-  <w:style w:type="table" w:styleId="741">
+  <w:style w:type="table" w:styleId="772">
     <w:name w:val="List Table 3 - Accent 4"/>
-    <w:basedOn w:val="852"/>
+    <w:basedOn w:val="883"/>
     <w:uiPriority w:val="99"/>
     <w:pPr>
       <w:pBdr/>
@@ -23022,9 +23017,9 @@
       </w:tcPr>
     </w:tblStylePr>
   </w:style>
-  <w:style w:type="table" w:styleId="742">
+  <w:style w:type="table" w:styleId="773">
     <w:name w:val="List Table 3 - Accent 5"/>
-    <w:basedOn w:val="852"/>
+    <w:basedOn w:val="883"/>
     <w:uiPriority w:val="99"/>
     <w:pPr>
       <w:pBdr/>
@@ -23250,9 +23245,9 @@
       </w:tcPr>
     </w:tblStylePr>
   </w:style>
-  <w:style w:type="table" w:styleId="743">
+  <w:style w:type="table" w:styleId="774">
     <w:name w:val="List Table 3 - Accent 6"/>
-    <w:basedOn w:val="852"/>
+    <w:basedOn w:val="883"/>
     <w:uiPriority w:val="99"/>
     <w:pPr>
       <w:pBdr/>
@@ -23478,9 +23473,9 @@
       </w:tcPr>
     </w:tblStylePr>
   </w:style>
-  <w:style w:type="table" w:styleId="744">
+  <w:style w:type="table" w:styleId="775">
     <w:name w:val="List Table 4"/>
-    <w:basedOn w:val="852"/>
+    <w:basedOn w:val="883"/>
     <w:uiPriority w:val="99"/>
     <w:pPr>
       <w:pBdr/>
@@ -23703,9 +23698,9 @@
       </w:tcPr>
     </w:tblStylePr>
   </w:style>
-  <w:style w:type="table" w:styleId="745">
+  <w:style w:type="table" w:styleId="776">
     <w:name w:val="List Table 4 - Accent 1"/>
-    <w:basedOn w:val="852"/>
+    <w:basedOn w:val="883"/>
     <w:uiPriority w:val="99"/>
     <w:pPr>
       <w:pBdr/>
@@ -23928,9 +23923,9 @@
       </w:tcPr>
     </w:tblStylePr>
   </w:style>
-  <w:style w:type="table" w:styleId="746">
+  <w:style w:type="table" w:styleId="777">
     <w:name w:val="List Table 4 - Accent 2"/>
-    <w:basedOn w:val="852"/>
+    <w:basedOn w:val="883"/>
     <w:uiPriority w:val="99"/>
     <w:pPr>
       <w:pBdr/>
@@ -24153,9 +24148,9 @@
       </w:tcPr>
     </w:tblStylePr>
   </w:style>
-  <w:style w:type="table" w:styleId="747">
+  <w:style w:type="table" w:styleId="778">
     <w:name w:val="List Table 4 - Accent 3"/>
-    <w:basedOn w:val="852"/>
+    <w:basedOn w:val="883"/>
     <w:uiPriority w:val="99"/>
     <w:pPr>
       <w:pBdr/>
@@ -24378,9 +24373,9 @@
       </w:tcPr>
     </w:tblStylePr>
   </w:style>
-  <w:style w:type="table" w:styleId="748">
+  <w:style w:type="table" w:styleId="779">
     <w:name w:val="List Table 4 - Accent 4"/>
-    <w:basedOn w:val="852"/>
+    <w:basedOn w:val="883"/>
     <w:uiPriority w:val="99"/>
     <w:pPr>
       <w:pBdr/>
@@ -24603,9 +24598,9 @@
       </w:tcPr>
     </w:tblStylePr>
   </w:style>
-  <w:style w:type="table" w:styleId="749">
+  <w:style w:type="table" w:styleId="780">
     <w:name w:val="List Table 4 - Accent 5"/>
-    <w:basedOn w:val="852"/>
+    <w:basedOn w:val="883"/>
     <w:uiPriority w:val="99"/>
     <w:pPr>
       <w:pBdr/>
@@ -24828,9 +24823,9 @@
       </w:tcPr>
     </w:tblStylePr>
   </w:style>
-  <w:style w:type="table" w:styleId="750">
+  <w:style w:type="table" w:styleId="781">
     <w:name w:val="List Table 4 - Accent 6"/>
-    <w:basedOn w:val="852"/>
+    <w:basedOn w:val="883"/>
     <w:uiPriority w:val="99"/>
     <w:pPr>
       <w:pBdr/>
@@ -25053,9 +25048,9 @@
       </w:tcPr>
     </w:tblStylePr>
   </w:style>
-  <w:style w:type="table" w:styleId="751">
+  <w:style w:type="table" w:styleId="782">
     <w:name w:val="List Table 5 Dark"/>
-    <w:basedOn w:val="852"/>
+    <w:basedOn w:val="883"/>
     <w:uiPriority w:val="99"/>
     <w:pPr>
       <w:pBdr/>
@@ -25295,9 +25290,9 @@
       </w:tcPr>
     </w:tblStylePr>
   </w:style>
-  <w:style w:type="table" w:styleId="752">
+  <w:style w:type="table" w:styleId="783">
     <w:name w:val="List Table 5 Dark - Accent 1"/>
-    <w:basedOn w:val="852"/>
+    <w:basedOn w:val="883"/>
     <w:uiPriority w:val="99"/>
     <w:pPr>
       <w:pBdr/>
@@ -25537,9 +25532,9 @@
       </w:tcPr>
     </w:tblStylePr>
   </w:style>
-  <w:style w:type="table" w:styleId="753">
+  <w:style w:type="table" w:styleId="784">
     <w:name w:val="List Table 5 Dark - Accent 2"/>
-    <w:basedOn w:val="852"/>
+    <w:basedOn w:val="883"/>
     <w:uiPriority w:val="99"/>
     <w:pPr>
       <w:pBdr/>
@@ -25779,9 +25774,9 @@
       </w:tcPr>
     </w:tblStylePr>
   </w:style>
-  <w:style w:type="table" w:styleId="754">
+  <w:style w:type="table" w:styleId="785">
     <w:name w:val="List Table 5 Dark - Accent 3"/>
-    <w:basedOn w:val="852"/>
+    <w:basedOn w:val="883"/>
     <w:uiPriority w:val="99"/>
     <w:pPr>
       <w:pBdr/>
@@ -26021,9 +26016,9 @@
       </w:tcPr>
     </w:tblStylePr>
   </w:style>
-  <w:style w:type="table" w:styleId="755">
+  <w:style w:type="table" w:styleId="786">
     <w:name w:val="List Table 5 Dark - Accent 4"/>
-    <w:basedOn w:val="852"/>
+    <w:basedOn w:val="883"/>
     <w:uiPriority w:val="99"/>
     <w:pPr>
       <w:pBdr/>
@@ -26263,9 +26258,9 @@
       </w:tcPr>
     </w:tblStylePr>
   </w:style>
-  <w:style w:type="table" w:styleId="756">
+  <w:style w:type="table" w:styleId="787">
     <w:name w:val="List Table 5 Dark - Accent 5"/>
-    <w:basedOn w:val="852"/>
+    <w:basedOn w:val="883"/>
     <w:uiPriority w:val="99"/>
     <w:pPr>
       <w:pBdr/>
@@ -26505,9 +26500,9 @@
       </w:tcPr>
     </w:tblStylePr>
   </w:style>
-  <w:style w:type="table" w:styleId="757">
+  <w:style w:type="table" w:styleId="788">
     <w:name w:val="List Table 5 Dark - Accent 6"/>
-    <w:basedOn w:val="852"/>
+    <w:basedOn w:val="883"/>
     <w:uiPriority w:val="99"/>
     <w:pPr>
       <w:pBdr/>
@@ -26747,9 +26742,9 @@
       </w:tcPr>
     </w:tblStylePr>
   </w:style>
-  <w:style w:type="table" w:styleId="758">
+  <w:style w:type="table" w:styleId="789">
     <w:name w:val="List Table 6 Colorful"/>
-    <w:basedOn w:val="852"/>
+    <w:basedOn w:val="883"/>
     <w:uiPriority w:val="99"/>
     <w:pPr>
       <w:pBdr/>
@@ -26970,9 +26965,9 @@
       </w:tcPr>
     </w:tblStylePr>
   </w:style>
-  <w:style w:type="table" w:styleId="759">
+  <w:style w:type="table" w:styleId="790">
     <w:name w:val="List Table 6 Colorful - Accent 1"/>
-    <w:basedOn w:val="852"/>
+    <w:basedOn w:val="883"/>
     <w:uiPriority w:val="99"/>
     <w:pPr>
       <w:pBdr/>
@@ -27193,9 +27188,9 @@
       </w:tcPr>
     </w:tblStylePr>
   </w:style>
-  <w:style w:type="table" w:styleId="760">
+  <w:style w:type="table" w:styleId="791">
     <w:name w:val="List Table 6 Colorful - Accent 2"/>
-    <w:basedOn w:val="852"/>
+    <w:basedOn w:val="883"/>
     <w:uiPriority w:val="99"/>
     <w:pPr>
       <w:pBdr/>
@@ -27416,9 +27411,9 @@
       </w:tcPr>
     </w:tblStylePr>
   </w:style>
-  <w:style w:type="table" w:styleId="761">
+  <w:style w:type="table" w:styleId="792">
     <w:name w:val="List Table 6 Colorful - Accent 3"/>
-    <w:basedOn w:val="852"/>
+    <w:basedOn w:val="883"/>
     <w:uiPriority w:val="99"/>
     <w:pPr>
       <w:pBdr/>
@@ -27639,9 +27634,9 @@
       </w:tcPr>
     </w:tblStylePr>
   </w:style>
-  <w:style w:type="table" w:styleId="762">
+  <w:style w:type="table" w:styleId="793">
     <w:name w:val="List Table 6 Colorful - Accent 4"/>
-    <w:basedOn w:val="852"/>
+    <w:basedOn w:val="883"/>
     <w:uiPriority w:val="99"/>
     <w:pPr>
       <w:pBdr/>
@@ -27862,9 +27857,9 @@
       </w:tcPr>
     </w:tblStylePr>
   </w:style>
-  <w:style w:type="table" w:styleId="763">
+  <w:style w:type="table" w:styleId="794">
     <w:name w:val="List Table 6 Colorful - Accent 5"/>
-    <w:basedOn w:val="852"/>
+    <w:basedOn w:val="883"/>
     <w:uiPriority w:val="99"/>
     <w:pPr>
       <w:pBdr/>
@@ -28085,9 +28080,9 @@
       </w:tcPr>
     </w:tblStylePr>
   </w:style>
-  <w:style w:type="table" w:styleId="764">
+  <w:style w:type="table" w:styleId="795">
     <w:name w:val="List Table 6 Colorful - Accent 6"/>
-    <w:basedOn w:val="852"/>
+    <w:basedOn w:val="883"/>
     <w:uiPriority w:val="99"/>
     <w:pPr>
       <w:pBdr/>
@@ -28308,9 +28303,9 @@
       </w:tcPr>
     </w:tblStylePr>
   </w:style>
-  <w:style w:type="table" w:styleId="765">
+  <w:style w:type="table" w:styleId="796">
     <w:name w:val="List Table 7 Colorful"/>
-    <w:basedOn w:val="852"/>
+    <w:basedOn w:val="883"/>
     <w:uiPriority w:val="99"/>
     <w:pPr>
       <w:pBdr/>
@@ -28564,9 +28559,9 @@
       </w:tcPr>
     </w:tblStylePr>
   </w:style>
-  <w:style w:type="table" w:styleId="766">
+  <w:style w:type="table" w:styleId="797">
     <w:name w:val="List Table 7 Colorful - Accent 1"/>
-    <w:basedOn w:val="852"/>
+    <w:basedOn w:val="883"/>
     <w:uiPriority w:val="99"/>
     <w:pPr>
       <w:pBdr/>
@@ -28820,9 +28815,9 @@
       </w:tcPr>
     </w:tblStylePr>
   </w:style>
-  <w:style w:type="table" w:styleId="767">
+  <w:style w:type="table" w:styleId="798">
     <w:name w:val="List Table 7 Colorful - Accent 2"/>
-    <w:basedOn w:val="852"/>
+    <w:basedOn w:val="883"/>
     <w:uiPriority w:val="99"/>
     <w:pPr>
       <w:pBdr/>
@@ -29076,9 +29071,9 @@
       </w:tcPr>
     </w:tblStylePr>
   </w:style>
-  <w:style w:type="table" w:styleId="768">
+  <w:style w:type="table" w:styleId="799">
     <w:name w:val="List Table 7 Colorful - Accent 3"/>
-    <w:basedOn w:val="852"/>
+    <w:basedOn w:val="883"/>
     <w:uiPriority w:val="99"/>
     <w:pPr>
       <w:pBdr/>
@@ -29332,9 +29327,9 @@
       </w:tcPr>
     </w:tblStylePr>
   </w:style>
-  <w:style w:type="table" w:styleId="769">
+  <w:style w:type="table" w:styleId="800">
     <w:name w:val="List Table 7 Colorful - Accent 4"/>
-    <w:basedOn w:val="852"/>
+    <w:basedOn w:val="883"/>
     <w:uiPriority w:val="99"/>
     <w:pPr>
       <w:pBdr/>
@@ -29588,9 +29583,9 @@
       </w:tcPr>
     </w:tblStylePr>
   </w:style>
-  <w:style w:type="table" w:styleId="770">
+  <w:style w:type="table" w:styleId="801">
     <w:name w:val="List Table 7 Colorful - Accent 5"/>
-    <w:basedOn w:val="852"/>
+    <w:basedOn w:val="883"/>
     <w:uiPriority w:val="99"/>
     <w:pPr>
       <w:pBdr/>
@@ -29844,9 +29839,9 @@
       </w:tcPr>
     </w:tblStylePr>
   </w:style>
-  <w:style w:type="table" w:styleId="771">
+  <w:style w:type="table" w:styleId="802">
     <w:name w:val="List Table 7 Colorful - Accent 6"/>
-    <w:basedOn w:val="852"/>
+    <w:basedOn w:val="883"/>
     <w:uiPriority w:val="99"/>
     <w:pPr>
       <w:pBdr/>
@@ -30100,9 +30095,9 @@
       </w:tcPr>
     </w:tblStylePr>
   </w:style>
-  <w:style w:type="table" w:styleId="772">
+  <w:style w:type="table" w:styleId="803">
     <w:name w:val="Lined - Accent"/>
-    <w:basedOn w:val="852"/>
+    <w:basedOn w:val="883"/>
     <w:uiPriority w:val="99"/>
     <w:pPr>
       <w:pBdr/>
@@ -30337,9 +30332,9 @@
       </w:tcPr>
     </w:tblStylePr>
   </w:style>
-  <w:style w:type="table" w:styleId="773">
+  <w:style w:type="table" w:styleId="804">
     <w:name w:val="Lined - Accent 1"/>
-    <w:basedOn w:val="852"/>
+    <w:basedOn w:val="883"/>
     <w:uiPriority w:val="99"/>
     <w:pPr>
       <w:pBdr/>
@@ -30574,9 +30569,9 @@
       </w:tcPr>
     </w:tblStylePr>
   </w:style>
-  <w:style w:type="table" w:styleId="774">
+  <w:style w:type="table" w:styleId="805">
     <w:name w:val="Lined - Accent 2"/>
-    <w:basedOn w:val="852"/>
+    <w:basedOn w:val="883"/>
     <w:uiPriority w:val="99"/>
     <w:pPr>
       <w:pBdr/>
@@ -30811,9 +30806,9 @@
       </w:tcPr>
     </w:tblStylePr>
   </w:style>
-  <w:style w:type="table" w:styleId="775">
+  <w:style w:type="table" w:styleId="806">
     <w:name w:val="Lined - Accent 3"/>
-    <w:basedOn w:val="852"/>
+    <w:basedOn w:val="883"/>
     <w:uiPriority w:val="99"/>
     <w:pPr>
       <w:pBdr/>
@@ -31048,9 +31043,9 @@
       </w:tcPr>
     </w:tblStylePr>
   </w:style>
-  <w:style w:type="table" w:styleId="776">
+  <w:style w:type="table" w:styleId="807">
     <w:name w:val="Lined - Accent 4"/>
-    <w:basedOn w:val="852"/>
+    <w:basedOn w:val="883"/>
     <w:uiPriority w:val="99"/>
     <w:pPr>
       <w:pBdr/>
@@ -31285,9 +31280,9 @@
       </w:tcPr>
     </w:tblStylePr>
   </w:style>
-  <w:style w:type="table" w:styleId="777">
+  <w:style w:type="table" w:styleId="808">
     <w:name w:val="Lined - Accent 5"/>
-    <w:basedOn w:val="852"/>
+    <w:basedOn w:val="883"/>
     <w:uiPriority w:val="99"/>
     <w:pPr>
       <w:pBdr/>
@@ -31522,9 +31517,9 @@
       </w:tcPr>
     </w:tblStylePr>
   </w:style>
-  <w:style w:type="table" w:styleId="778">
+  <w:style w:type="table" w:styleId="809">
     <w:name w:val="Lined - Accent 6"/>
-    <w:basedOn w:val="852"/>
+    <w:basedOn w:val="883"/>
     <w:uiPriority w:val="99"/>
     <w:pPr>
       <w:pBdr/>
@@ -31759,9 +31754,9 @@
       </w:tcPr>
     </w:tblStylePr>
   </w:style>
-  <w:style w:type="table" w:styleId="779">
+  <w:style w:type="table" w:styleId="810">
     <w:name w:val="Bordered &amp; Lined - Accent"/>
-    <w:basedOn w:val="852"/>
+    <w:basedOn w:val="883"/>
     <w:uiPriority w:val="99"/>
     <w:pPr>
       <w:pBdr/>
@@ -32003,9 +31998,9 @@
       </w:tcPr>
     </w:tblStylePr>
   </w:style>
-  <w:style w:type="table" w:styleId="780">
+  <w:style w:type="table" w:styleId="811">
     <w:name w:val="Bordered &amp; Lined - Accent 1"/>
-    <w:basedOn w:val="852"/>
+    <w:basedOn w:val="883"/>
     <w:uiPriority w:val="99"/>
     <w:pPr>
       <w:pBdr/>
@@ -32247,9 +32242,9 @@
       </w:tcPr>
     </w:tblStylePr>
   </w:style>
-  <w:style w:type="table" w:styleId="781">
+  <w:style w:type="table" w:styleId="812">
     <w:name w:val="Bordered &amp; Lined - Accent 2"/>
-    <w:basedOn w:val="852"/>
+    <w:basedOn w:val="883"/>
     <w:uiPriority w:val="99"/>
     <w:pPr>
       <w:pBdr/>
@@ -32491,9 +32486,9 @@
       </w:tcPr>
     </w:tblStylePr>
   </w:style>
-  <w:style w:type="table" w:styleId="782">
+  <w:style w:type="table" w:styleId="813">
     <w:name w:val="Bordered &amp; Lined - Accent 3"/>
-    <w:basedOn w:val="852"/>
+    <w:basedOn w:val="883"/>
     <w:uiPriority w:val="99"/>
     <w:pPr>
       <w:pBdr/>
@@ -32735,9 +32730,9 @@
       </w:tcPr>
     </w:tblStylePr>
   </w:style>
-  <w:style w:type="table" w:styleId="783">
+  <w:style w:type="table" w:styleId="814">
     <w:name w:val="Bordered &amp; Lined - Accent 4"/>
-    <w:basedOn w:val="852"/>
+    <w:basedOn w:val="883"/>
     <w:uiPriority w:val="99"/>
     <w:pPr>
       <w:pBdr/>
@@ -32979,9 +32974,9 @@
       </w:tcPr>
     </w:tblStylePr>
   </w:style>
-  <w:style w:type="table" w:styleId="784">
+  <w:style w:type="table" w:styleId="815">
     <w:name w:val="Bordered &amp; Lined - Accent 5"/>
-    <w:basedOn w:val="852"/>
+    <w:basedOn w:val="883"/>
     <w:uiPriority w:val="99"/>
     <w:pPr>
       <w:pBdr/>
@@ -33223,9 +33218,9 @@
       </w:tcPr>
     </w:tblStylePr>
   </w:style>
-  <w:style w:type="table" w:styleId="785">
+  <w:style w:type="table" w:styleId="816">
     <w:name w:val="Bordered &amp; Lined - Accent 6"/>
-    <w:basedOn w:val="852"/>
+    <w:basedOn w:val="883"/>
     <w:uiPriority w:val="99"/>
     <w:pPr>
       <w:pBdr/>
@@ -33467,9 +33462,9 @@
       </w:tcPr>
     </w:tblStylePr>
   </w:style>
-  <w:style w:type="table" w:styleId="786">
+  <w:style w:type="table" w:styleId="817">
     <w:name w:val="Bordered"/>
-    <w:basedOn w:val="852"/>
+    <w:basedOn w:val="883"/>
     <w:uiPriority w:val="99"/>
     <w:pPr>
       <w:pBdr/>
@@ -33698,9 +33693,9 @@
       </w:tcPr>
     </w:tblStylePr>
   </w:style>
-  <w:style w:type="table" w:styleId="787">
+  <w:style w:type="table" w:styleId="818">
     <w:name w:val="Bordered - Accent 1"/>
-    <w:basedOn w:val="852"/>
+    <w:basedOn w:val="883"/>
     <w:uiPriority w:val="99"/>
     <w:pPr>
       <w:pBdr/>
@@ -33929,9 +33924,9 @@
       </w:tcPr>
     </w:tblStylePr>
   </w:style>
-  <w:style w:type="table" w:styleId="788">
+  <w:style w:type="table" w:styleId="819">
     <w:name w:val="Bordered - Accent 2"/>
-    <w:basedOn w:val="852"/>
+    <w:basedOn w:val="883"/>
     <w:uiPriority w:val="99"/>
     <w:pPr>
       <w:pBdr/>
@@ -34160,9 +34155,9 @@
       </w:tcPr>
     </w:tblStylePr>
   </w:style>
-  <w:style w:type="table" w:styleId="789">
+  <w:style w:type="table" w:styleId="820">
     <w:name w:val="Bordered - Accent 3"/>
-    <w:basedOn w:val="852"/>
+    <w:basedOn w:val="883"/>
     <w:uiPriority w:val="99"/>
     <w:pPr>
       <w:pBdr/>
@@ -34391,9 +34386,9 @@
       </w:tcPr>
     </w:tblStylePr>
   </w:style>
-  <w:style w:type="table" w:styleId="790">
+  <w:style w:type="table" w:styleId="821">
     <w:name w:val="Bordered - Accent 4"/>
-    <w:basedOn w:val="852"/>
+    <w:basedOn w:val="883"/>
     <w:uiPriority w:val="99"/>
     <w:pPr>
       <w:pBdr/>
@@ -34622,9 +34617,9 @@
       </w:tcPr>
     </w:tblStylePr>
   </w:style>
-  <w:style w:type="table" w:styleId="791">
+  <w:style w:type="table" w:styleId="822">
     <w:name w:val="Bordered - Accent 5"/>
-    <w:basedOn w:val="852"/>
+    <w:basedOn w:val="883"/>
     <w:uiPriority w:val="99"/>
     <w:pPr>
       <w:pBdr/>
@@ -34853,9 +34848,9 @@
       </w:tcPr>
     </w:tblStylePr>
   </w:style>
-  <w:style w:type="table" w:styleId="792">
+  <w:style w:type="table" w:styleId="823">
     <w:name w:val="Bordered - Accent 6"/>
-    <w:basedOn w:val="852"/>
+    <w:basedOn w:val="883"/>
     <w:uiPriority w:val="99"/>
     <w:pPr>
       <w:pBdr/>
@@ -35084,11 +35079,11 @@
       </w:tcPr>
     </w:tblStylePr>
   </w:style>
-  <w:style w:type="paragraph" w:styleId="793">
+  <w:style w:type="paragraph" w:styleId="824">
     <w:name w:val="Heading 1"/>
-    <w:basedOn w:val="851"/>
-    <w:next w:val="851"/>
-    <w:link w:val="803"/>
+    <w:basedOn w:val="882"/>
+    <w:next w:val="882"/>
+    <w:link w:val="834"/>
     <w:uiPriority w:val="9"/>
     <w:qFormat/>
     <w:pPr>
@@ -35106,11 +35101,11 @@
       <w:szCs w:val="40"/>
     </w:rPr>
   </w:style>
-  <w:style w:type="paragraph" w:styleId="794">
+  <w:style w:type="paragraph" w:styleId="825">
     <w:name w:val="Heading 2"/>
-    <w:basedOn w:val="851"/>
-    <w:next w:val="851"/>
-    <w:link w:val="804"/>
+    <w:basedOn w:val="882"/>
+    <w:next w:val="882"/>
+    <w:link w:val="835"/>
     <w:uiPriority w:val="9"/>
     <w:unhideWhenUsed/>
     <w:qFormat/>
@@ -35129,11 +35124,11 @@
       <w:szCs w:val="32"/>
     </w:rPr>
   </w:style>
-  <w:style w:type="paragraph" w:styleId="795">
+  <w:style w:type="paragraph" w:styleId="826">
     <w:name w:val="Heading 3"/>
-    <w:basedOn w:val="851"/>
-    <w:next w:val="851"/>
-    <w:link w:val="805"/>
+    <w:basedOn w:val="882"/>
+    <w:next w:val="882"/>
+    <w:link w:val="836"/>
     <w:uiPriority w:val="9"/>
     <w:unhideWhenUsed/>
     <w:qFormat/>
@@ -35152,11 +35147,11 @@
       <w:szCs w:val="28"/>
     </w:rPr>
   </w:style>
-  <w:style w:type="paragraph" w:styleId="796">
+  <w:style w:type="paragraph" w:styleId="827">
     <w:name w:val="Heading 4"/>
-    <w:basedOn w:val="851"/>
-    <w:next w:val="851"/>
-    <w:link w:val="806"/>
+    <w:basedOn w:val="882"/>
+    <w:next w:val="882"/>
+    <w:link w:val="837"/>
     <w:uiPriority w:val="9"/>
     <w:unhideWhenUsed/>
     <w:qFormat/>
@@ -35175,11 +35170,11 @@
       <w:color w:val="0f4761" w:themeColor="accent1" w:themeShade="BF"/>
     </w:rPr>
   </w:style>
-  <w:style w:type="paragraph" w:styleId="797">
+  <w:style w:type="paragraph" w:styleId="828">
     <w:name w:val="Heading 5"/>
-    <w:basedOn w:val="851"/>
-    <w:next w:val="851"/>
-    <w:link w:val="807"/>
+    <w:basedOn w:val="882"/>
+    <w:next w:val="882"/>
+    <w:link w:val="838"/>
     <w:uiPriority w:val="9"/>
     <w:unhideWhenUsed/>
     <w:qFormat/>
@@ -35196,11 +35191,11 @@
       <w:color w:val="0f4761" w:themeColor="accent1" w:themeShade="BF"/>
     </w:rPr>
   </w:style>
-  <w:style w:type="paragraph" w:styleId="798">
+  <w:style w:type="paragraph" w:styleId="829">
     <w:name w:val="Heading 6"/>
-    <w:basedOn w:val="851"/>
-    <w:next w:val="851"/>
-    <w:link w:val="808"/>
+    <w:basedOn w:val="882"/>
+    <w:next w:val="882"/>
+    <w:link w:val="839"/>
     <w:uiPriority w:val="9"/>
     <w:unhideWhenUsed/>
     <w:qFormat/>
@@ -35219,11 +35214,11 @@
       <w:color w:val="595959" w:themeColor="text1" w:themeTint="A6"/>
     </w:rPr>
   </w:style>
-  <w:style w:type="paragraph" w:styleId="799">
+  <w:style w:type="paragraph" w:styleId="830">
     <w:name w:val="Heading 7"/>
-    <w:basedOn w:val="851"/>
-    <w:next w:val="851"/>
-    <w:link w:val="809"/>
+    <w:basedOn w:val="882"/>
+    <w:next w:val="882"/>
+    <w:link w:val="840"/>
     <w:uiPriority w:val="9"/>
     <w:unhideWhenUsed/>
     <w:qFormat/>
@@ -35240,11 +35235,11 @@
       <w:color w:val="595959" w:themeColor="text1" w:themeTint="A6"/>
     </w:rPr>
   </w:style>
-  <w:style w:type="paragraph" w:styleId="800">
+  <w:style w:type="paragraph" w:styleId="831">
     <w:name w:val="Heading 8"/>
-    <w:basedOn w:val="851"/>
-    <w:next w:val="851"/>
-    <w:link w:val="810"/>
+    <w:basedOn w:val="882"/>
+    <w:next w:val="882"/>
+    <w:link w:val="841"/>
     <w:uiPriority w:val="9"/>
     <w:unhideWhenUsed/>
     <w:qFormat/>
@@ -35263,11 +35258,11 @@
       <w:color w:val="272727" w:themeColor="text1" w:themeTint="D8"/>
     </w:rPr>
   </w:style>
-  <w:style w:type="paragraph" w:styleId="801">
+  <w:style w:type="paragraph" w:styleId="832">
     <w:name w:val="Heading 9"/>
-    <w:basedOn w:val="851"/>
-    <w:next w:val="851"/>
-    <w:link w:val="811"/>
+    <w:basedOn w:val="882"/>
+    <w:next w:val="882"/>
+    <w:link w:val="842"/>
     <w:uiPriority w:val="9"/>
     <w:unhideWhenUsed/>
     <w:qFormat/>
@@ -35286,7 +35281,7 @@
       <w:color w:val="272727" w:themeColor="text1" w:themeTint="D8"/>
     </w:rPr>
   </w:style>
-  <w:style w:type="character" w:styleId="802" w:default="1">
+  <w:style w:type="character" w:styleId="833" w:default="1">
     <w:name w:val="Default Paragraph Font"/>
     <w:uiPriority w:val="1"/>
     <w:semiHidden/>
@@ -35297,10 +35292,10 @@
       <w:ind/>
     </w:pPr>
   </w:style>
-  <w:style w:type="character" w:styleId="803">
+  <w:style w:type="character" w:styleId="834">
     <w:name w:val="Heading 1 Char"/>
-    <w:basedOn w:val="802"/>
-    <w:link w:val="793"/>
+    <w:basedOn w:val="833"/>
+    <w:link w:val="824"/>
     <w:uiPriority w:val="9"/>
     <w:pPr>
       <w:pBdr/>
@@ -35314,10 +35309,10 @@
       <w:szCs w:val="40"/>
     </w:rPr>
   </w:style>
-  <w:style w:type="character" w:styleId="804">
+  <w:style w:type="character" w:styleId="835">
     <w:name w:val="Heading 2 Char"/>
-    <w:basedOn w:val="802"/>
-    <w:link w:val="794"/>
+    <w:basedOn w:val="833"/>
+    <w:link w:val="825"/>
     <w:uiPriority w:val="9"/>
     <w:pPr>
       <w:pBdr/>
@@ -35331,10 +35326,10 @@
       <w:szCs w:val="32"/>
     </w:rPr>
   </w:style>
-  <w:style w:type="character" w:styleId="805">
+  <w:style w:type="character" w:styleId="836">
     <w:name w:val="Heading 3 Char"/>
-    <w:basedOn w:val="802"/>
-    <w:link w:val="795"/>
+    <w:basedOn w:val="833"/>
+    <w:link w:val="826"/>
     <w:uiPriority w:val="9"/>
     <w:pPr>
       <w:pBdr/>
@@ -35348,10 +35343,10 @@
       <w:szCs w:val="28"/>
     </w:rPr>
   </w:style>
-  <w:style w:type="character" w:styleId="806">
+  <w:style w:type="character" w:styleId="837">
     <w:name w:val="Heading 4 Char"/>
-    <w:basedOn w:val="802"/>
-    <w:link w:val="796"/>
+    <w:basedOn w:val="833"/>
+    <w:link w:val="827"/>
     <w:uiPriority w:val="9"/>
     <w:pPr>
       <w:pBdr/>
@@ -35365,10 +35360,10 @@
       <w:color w:val="0f4761" w:themeColor="accent1" w:themeShade="BF"/>
     </w:rPr>
   </w:style>
-  <w:style w:type="character" w:styleId="807">
+  <w:style w:type="character" w:styleId="838">
     <w:name w:val="Heading 5 Char"/>
-    <w:basedOn w:val="802"/>
-    <w:link w:val="797"/>
+    <w:basedOn w:val="833"/>
+    <w:link w:val="828"/>
     <w:uiPriority w:val="9"/>
     <w:pPr>
       <w:pBdr/>
@@ -35380,10 +35375,10 @@
       <w:color w:val="0f4761" w:themeColor="accent1" w:themeShade="BF"/>
     </w:rPr>
   </w:style>
-  <w:style w:type="character" w:styleId="808">
+  <w:style w:type="character" w:styleId="839">
     <w:name w:val="Heading 6 Char"/>
-    <w:basedOn w:val="802"/>
-    <w:link w:val="798"/>
+    <w:basedOn w:val="833"/>
+    <w:link w:val="829"/>
     <w:uiPriority w:val="9"/>
     <w:pPr>
       <w:pBdr/>
@@ -35397,10 +35392,10 @@
       <w:color w:val="595959" w:themeColor="text1" w:themeTint="A6"/>
     </w:rPr>
   </w:style>
-  <w:style w:type="character" w:styleId="809">
+  <w:style w:type="character" w:styleId="840">
     <w:name w:val="Heading 7 Char"/>
-    <w:basedOn w:val="802"/>
-    <w:link w:val="799"/>
+    <w:basedOn w:val="833"/>
+    <w:link w:val="830"/>
     <w:uiPriority w:val="9"/>
     <w:pPr>
       <w:pBdr/>
@@ -35412,10 +35407,10 @@
       <w:color w:val="595959" w:themeColor="text1" w:themeTint="A6"/>
     </w:rPr>
   </w:style>
-  <w:style w:type="character" w:styleId="810">
+  <w:style w:type="character" w:styleId="841">
     <w:name w:val="Heading 8 Char"/>
-    <w:basedOn w:val="802"/>
-    <w:link w:val="800"/>
+    <w:basedOn w:val="833"/>
+    <w:link w:val="831"/>
     <w:uiPriority w:val="9"/>
     <w:pPr>
       <w:pBdr/>
@@ -35429,10 +35424,10 @@
       <w:color w:val="272727" w:themeColor="text1" w:themeTint="D8"/>
     </w:rPr>
   </w:style>
-  <w:style w:type="character" w:styleId="811">
+  <w:style w:type="character" w:styleId="842">
     <w:name w:val="Heading 9 Char"/>
-    <w:basedOn w:val="802"/>
-    <w:link w:val="801"/>
+    <w:basedOn w:val="833"/>
+    <w:link w:val="832"/>
     <w:uiPriority w:val="9"/>
     <w:pPr>
       <w:pBdr/>
@@ -35446,11 +35441,11 @@
       <w:color w:val="272727" w:themeColor="text1" w:themeTint="D8"/>
     </w:rPr>
   </w:style>
-  <w:style w:type="paragraph" w:styleId="812">
+  <w:style w:type="paragraph" w:styleId="843">
     <w:name w:val="Title"/>
-    <w:basedOn w:val="851"/>
-    <w:next w:val="851"/>
-    <w:link w:val="813"/>
+    <w:basedOn w:val="882"/>
+    <w:next w:val="882"/>
+    <w:link w:val="844"/>
     <w:uiPriority w:val="10"/>
     <w:qFormat/>
     <w:pPr>
@@ -35466,10 +35461,10 @@
       <w:szCs w:val="56"/>
     </w:rPr>
   </w:style>
-  <w:style w:type="character" w:styleId="813">
+  <w:style w:type="character" w:styleId="844">
     <w:name w:val="Title Char"/>
-    <w:basedOn w:val="802"/>
-    <w:link w:val="812"/>
+    <w:basedOn w:val="833"/>
+    <w:link w:val="843"/>
     <w:uiPriority w:val="10"/>
     <w:pPr>
       <w:pBdr/>
@@ -35483,11 +35478,11 @@
       <w:szCs w:val="56"/>
     </w:rPr>
   </w:style>
-  <w:style w:type="paragraph" w:styleId="814">
+  <w:style w:type="paragraph" w:styleId="845">
     <w:name w:val="Subtitle"/>
-    <w:basedOn w:val="851"/>
-    <w:next w:val="851"/>
-    <w:link w:val="815"/>
+    <w:basedOn w:val="882"/>
+    <w:next w:val="882"/>
+    <w:link w:val="846"/>
     <w:uiPriority w:val="11"/>
     <w:qFormat/>
     <w:pPr>
@@ -35505,10 +35500,10 @@
       <w:szCs w:val="28"/>
     </w:rPr>
   </w:style>
-  <w:style w:type="character" w:styleId="815">
+  <w:style w:type="character" w:styleId="846">
     <w:name w:val="Subtitle Char"/>
-    <w:basedOn w:val="802"/>
-    <w:link w:val="814"/>
+    <w:basedOn w:val="833"/>
+    <w:link w:val="845"/>
     <w:uiPriority w:val="11"/>
     <w:pPr>
       <w:pBdr/>
@@ -35522,11 +35517,11 @@
       <w:szCs w:val="28"/>
     </w:rPr>
   </w:style>
-  <w:style w:type="paragraph" w:styleId="816">
+  <w:style w:type="paragraph" w:styleId="847">
     <w:name w:val="Quote"/>
-    <w:basedOn w:val="851"/>
-    <w:next w:val="851"/>
-    <w:link w:val="817"/>
+    <w:basedOn w:val="882"/>
+    <w:next w:val="882"/>
+    <w:link w:val="848"/>
     <w:uiPriority w:val="29"/>
     <w:qFormat/>
     <w:pPr>
@@ -35541,10 +35536,10 @@
       <w:color w:val="404040" w:themeColor="text1" w:themeTint="BF"/>
     </w:rPr>
   </w:style>
-  <w:style w:type="character" w:styleId="817">
+  <w:style w:type="character" w:styleId="848">
     <w:name w:val="Quote Char"/>
-    <w:basedOn w:val="802"/>
-    <w:link w:val="816"/>
+    <w:basedOn w:val="833"/>
+    <w:link w:val="847"/>
     <w:uiPriority w:val="29"/>
     <w:pPr>
       <w:pBdr/>
@@ -35557,9 +35552,9 @@
       <w:color w:val="404040" w:themeColor="text1" w:themeTint="BF"/>
     </w:rPr>
   </w:style>
-  <w:style w:type="character" w:styleId="818">
+  <w:style w:type="character" w:styleId="849">
     <w:name w:val="Intense Emphasis"/>
-    <w:basedOn w:val="802"/>
+    <w:basedOn w:val="833"/>
     <w:uiPriority w:val="21"/>
     <w:qFormat/>
     <w:pPr>
@@ -35573,11 +35568,11 @@
       <w:color w:val="0f4761" w:themeColor="accent1" w:themeShade="BF"/>
     </w:rPr>
   </w:style>
-  <w:style w:type="paragraph" w:styleId="819">
+  <w:style w:type="paragraph" w:styleId="850">
     <w:name w:val="Intense Quote"/>
-    <w:basedOn w:val="851"/>
-    <w:next w:val="851"/>
-    <w:link w:val="820"/>
+    <w:basedOn w:val="882"/>
+    <w:next w:val="882"/>
+    <w:link w:val="851"/>
     <w:uiPriority w:val="30"/>
     <w:qFormat/>
     <w:pPr>
@@ -35595,10 +35590,10 @@
       <w:color w:val="0f4761" w:themeColor="accent1" w:themeShade="BF"/>
     </w:rPr>
   </w:style>
-  <w:style w:type="character" w:styleId="820">
+  <w:style w:type="character" w:styleId="851">
     <w:name w:val="Intense Quote Char"/>
-    <w:basedOn w:val="802"/>
-    <w:link w:val="819"/>
+    <w:basedOn w:val="833"/>
+    <w:link w:val="850"/>
     <w:uiPriority w:val="30"/>
     <w:pPr>
       <w:pBdr/>
@@ -35611,9 +35606,9 @@
       <w:color w:val="0f4761" w:themeColor="accent1" w:themeShade="BF"/>
     </w:rPr>
   </w:style>
-  <w:style w:type="character" w:styleId="821">
+  <w:style w:type="character" w:styleId="852">
     <w:name w:val="Intense Reference"/>
-    <w:basedOn w:val="802"/>
+    <w:basedOn w:val="833"/>
     <w:uiPriority w:val="32"/>
     <w:qFormat/>
     <w:pPr>
@@ -35629,9 +35624,9 @@
       <w:spacing w:val="5"/>
     </w:rPr>
   </w:style>
-  <w:style w:type="character" w:styleId="822">
+  <w:style w:type="character" w:styleId="853">
     <w:name w:val="Subtle Emphasis"/>
-    <w:basedOn w:val="802"/>
+    <w:basedOn w:val="833"/>
     <w:uiPriority w:val="19"/>
     <w:qFormat/>
     <w:pPr>
@@ -35645,9 +35640,9 @@
       <w:color w:val="404040" w:themeColor="text1" w:themeTint="BF"/>
     </w:rPr>
   </w:style>
-  <w:style w:type="character" w:styleId="823">
+  <w:style w:type="character" w:styleId="854">
     <w:name w:val="Emphasis"/>
-    <w:basedOn w:val="802"/>
+    <w:basedOn w:val="833"/>
     <w:uiPriority w:val="20"/>
     <w:qFormat/>
     <w:pPr>
@@ -35660,9 +35655,9 @@
       <w:iCs/>
     </w:rPr>
   </w:style>
-  <w:style w:type="character" w:styleId="824">
+  <w:style w:type="character" w:styleId="855">
     <w:name w:val="Strong"/>
-    <w:basedOn w:val="802"/>
+    <w:basedOn w:val="833"/>
     <w:uiPriority w:val="22"/>
     <w:qFormat/>
     <w:pPr>
@@ -35675,9 +35670,9 @@
       <w:bCs/>
     </w:rPr>
   </w:style>
-  <w:style w:type="character" w:styleId="825">
+  <w:style w:type="character" w:styleId="856">
     <w:name w:val="Subtle Reference"/>
-    <w:basedOn w:val="802"/>
+    <w:basedOn w:val="833"/>
     <w:uiPriority w:val="31"/>
     <w:qFormat/>
     <w:pPr>
@@ -35690,9 +35685,9 @@
       <w:color w:val="5a5a5a" w:themeColor="text1" w:themeTint="A5"/>
     </w:rPr>
   </w:style>
-  <w:style w:type="character" w:styleId="826">
+  <w:style w:type="character" w:styleId="857">
     <w:name w:val="Book Title"/>
-    <w:basedOn w:val="802"/>
+    <w:basedOn w:val="833"/>
     <w:uiPriority w:val="33"/>
     <w:qFormat/>
     <w:pPr>
@@ -35708,10 +35703,10 @@
       <w:spacing w:val="5"/>
     </w:rPr>
   </w:style>
-  <w:style w:type="paragraph" w:styleId="827">
+  <w:style w:type="paragraph" w:styleId="858">
     <w:name w:val="Header"/>
-    <w:basedOn w:val="851"/>
-    <w:link w:val="828"/>
+    <w:basedOn w:val="882"/>
+    <w:link w:val="859"/>
     <w:uiPriority w:val="99"/>
     <w:unhideWhenUsed/>
     <w:pPr>
@@ -35724,10 +35719,10 @@
       <w:ind/>
     </w:pPr>
   </w:style>
-  <w:style w:type="character" w:styleId="828">
+  <w:style w:type="character" w:styleId="859">
     <w:name w:val="Header Char"/>
-    <w:basedOn w:val="802"/>
-    <w:link w:val="827"/>
+    <w:basedOn w:val="833"/>
+    <w:link w:val="858"/>
     <w:uiPriority w:val="99"/>
     <w:pPr>
       <w:pBdr/>
@@ -35735,10 +35730,10 @@
       <w:ind/>
     </w:pPr>
   </w:style>
-  <w:style w:type="paragraph" w:styleId="829">
+  <w:style w:type="paragraph" w:styleId="860">
     <w:name w:val="Footer"/>
-    <w:basedOn w:val="851"/>
-    <w:link w:val="830"/>
+    <w:basedOn w:val="882"/>
+    <w:link w:val="861"/>
     <w:uiPriority w:val="99"/>
     <w:unhideWhenUsed/>
     <w:pPr>
@@ -35751,10 +35746,10 @@
       <w:ind/>
     </w:pPr>
   </w:style>
-  <w:style w:type="character" w:styleId="830">
+  <w:style w:type="character" w:styleId="861">
     <w:name w:val="Footer Char"/>
-    <w:basedOn w:val="802"/>
-    <w:link w:val="829"/>
+    <w:basedOn w:val="833"/>
+    <w:link w:val="860"/>
     <w:uiPriority w:val="99"/>
     <w:pPr>
       <w:pBdr/>
@@ -35762,10 +35757,10 @@
       <w:ind/>
     </w:pPr>
   </w:style>
-  <w:style w:type="paragraph" w:styleId="831">
+  <w:style w:type="paragraph" w:styleId="862">
     <w:name w:val="Caption"/>
-    <w:basedOn w:val="851"/>
-    <w:next w:val="851"/>
+    <w:basedOn w:val="882"/>
+    <w:next w:val="882"/>
     <w:uiPriority w:val="35"/>
     <w:unhideWhenUsed/>
     <w:qFormat/>
@@ -35782,10 +35777,10 @@
       <w:szCs w:val="18"/>
     </w:rPr>
   </w:style>
-  <w:style w:type="paragraph" w:styleId="832">
+  <w:style w:type="paragraph" w:styleId="863">
     <w:name w:val="footnote text"/>
-    <w:basedOn w:val="851"/>
-    <w:link w:val="833"/>
+    <w:basedOn w:val="882"/>
+    <w:link w:val="864"/>
     <w:uiPriority w:val="99"/>
     <w:semiHidden/>
     <w:unhideWhenUsed/>
@@ -35799,10 +35794,10 @@
       <w:szCs w:val="20"/>
     </w:rPr>
   </w:style>
-  <w:style w:type="character" w:styleId="833">
+  <w:style w:type="character" w:styleId="864">
     <w:name w:val="Footnote Text Char"/>
-    <w:basedOn w:val="802"/>
-    <w:link w:val="832"/>
+    <w:basedOn w:val="833"/>
+    <w:link w:val="863"/>
     <w:uiPriority w:val="99"/>
     <w:semiHidden/>
     <w:pPr>
@@ -35815,9 +35810,9 @@
       <w:szCs w:val="20"/>
     </w:rPr>
   </w:style>
-  <w:style w:type="character" w:styleId="834">
+  <w:style w:type="character" w:styleId="865">
     <w:name w:val="footnote reference"/>
-    <w:basedOn w:val="802"/>
+    <w:basedOn w:val="833"/>
     <w:uiPriority w:val="99"/>
     <w:semiHidden/>
     <w:unhideWhenUsed/>
@@ -35830,10 +35825,10 @@
       <w:vertAlign w:val="superscript"/>
     </w:rPr>
   </w:style>
-  <w:style w:type="paragraph" w:styleId="835">
+  <w:style w:type="paragraph" w:styleId="866">
     <w:name w:val="endnote text"/>
-    <w:basedOn w:val="851"/>
-    <w:link w:val="836"/>
+    <w:basedOn w:val="882"/>
+    <w:link w:val="867"/>
     <w:uiPriority w:val="99"/>
     <w:semiHidden/>
     <w:unhideWhenUsed/>
@@ -35847,10 +35842,10 @@
       <w:szCs w:val="20"/>
     </w:rPr>
   </w:style>
-  <w:style w:type="character" w:styleId="836">
+  <w:style w:type="character" w:styleId="867">
     <w:name w:val="Endnote Text Char"/>
-    <w:basedOn w:val="802"/>
-    <w:link w:val="835"/>
+    <w:basedOn w:val="833"/>
+    <w:link w:val="866"/>
     <w:uiPriority w:val="99"/>
     <w:semiHidden/>
     <w:pPr>
@@ -35863,9 +35858,9 @@
       <w:szCs w:val="20"/>
     </w:rPr>
   </w:style>
-  <w:style w:type="character" w:styleId="837">
+  <w:style w:type="character" w:styleId="868">
     <w:name w:val="endnote reference"/>
-    <w:basedOn w:val="802"/>
+    <w:basedOn w:val="833"/>
     <w:uiPriority w:val="99"/>
     <w:semiHidden/>
     <w:unhideWhenUsed/>
@@ -35878,9 +35873,9 @@
       <w:vertAlign w:val="superscript"/>
     </w:rPr>
   </w:style>
-  <w:style w:type="character" w:styleId="838">
+  <w:style w:type="character" w:styleId="869">
     <w:name w:val="Hyperlink"/>
-    <w:basedOn w:val="802"/>
+    <w:basedOn w:val="833"/>
     <w:uiPriority w:val="99"/>
     <w:unhideWhenUsed/>
     <w:pPr>
@@ -35893,9 +35888,9 @@
       <w:u w:val="single"/>
     </w:rPr>
   </w:style>
-  <w:style w:type="character" w:styleId="839">
+  <w:style w:type="character" w:styleId="870">
     <w:name w:val="FollowedHyperlink"/>
-    <w:basedOn w:val="802"/>
+    <w:basedOn w:val="833"/>
     <w:uiPriority w:val="99"/>
     <w:semiHidden/>
     <w:unhideWhenUsed/>
@@ -35909,10 +35904,10 @@
       <w:u w:val="single"/>
     </w:rPr>
   </w:style>
-  <w:style w:type="paragraph" w:styleId="840">
+  <w:style w:type="paragraph" w:styleId="871">
     <w:name w:val="toc 1"/>
-    <w:basedOn w:val="851"/>
-    <w:next w:val="851"/>
+    <w:basedOn w:val="882"/>
+    <w:next w:val="882"/>
     <w:uiPriority w:val="39"/>
     <w:unhideWhenUsed/>
     <w:pPr>
@@ -35921,10 +35916,10 @@
       <w:ind/>
     </w:pPr>
   </w:style>
-  <w:style w:type="paragraph" w:styleId="841">
+  <w:style w:type="paragraph" w:styleId="872">
     <w:name w:val="toc 2"/>
-    <w:basedOn w:val="851"/>
-    <w:next w:val="851"/>
+    <w:basedOn w:val="882"/>
+    <w:next w:val="882"/>
     <w:uiPriority w:val="39"/>
     <w:unhideWhenUsed/>
     <w:pPr>
@@ -35933,10 +35928,10 @@
       <w:ind w:left="220"/>
     </w:pPr>
   </w:style>
-  <w:style w:type="paragraph" w:styleId="842">
+  <w:style w:type="paragraph" w:styleId="873">
     <w:name w:val="toc 3"/>
-    <w:basedOn w:val="851"/>
-    <w:next w:val="851"/>
+    <w:basedOn w:val="882"/>
+    <w:next w:val="882"/>
     <w:uiPriority w:val="39"/>
     <w:unhideWhenUsed/>
     <w:pPr>
@@ -35945,10 +35940,10 @@
       <w:ind w:left="440"/>
     </w:pPr>
   </w:style>
-  <w:style w:type="paragraph" w:styleId="843">
+  <w:style w:type="paragraph" w:styleId="874">
     <w:name w:val="toc 4"/>
-    <w:basedOn w:val="851"/>
-    <w:next w:val="851"/>
+    <w:basedOn w:val="882"/>
+    <w:next w:val="882"/>
     <w:uiPriority w:val="39"/>
     <w:unhideWhenUsed/>
     <w:pPr>
@@ -35957,10 +35952,10 @@
       <w:ind w:left="660"/>
     </w:pPr>
   </w:style>
-  <w:style w:type="paragraph" w:styleId="844">
+  <w:style w:type="paragraph" w:styleId="875">
     <w:name w:val="toc 5"/>
-    <w:basedOn w:val="851"/>
-    <w:next w:val="851"/>
+    <w:basedOn w:val="882"/>
+    <w:next w:val="882"/>
     <w:uiPriority w:val="39"/>
     <w:unhideWhenUsed/>
     <w:pPr>
@@ -35969,10 +35964,10 @@
       <w:ind w:left="880"/>
     </w:pPr>
   </w:style>
-  <w:style w:type="paragraph" w:styleId="845">
+  <w:style w:type="paragraph" w:styleId="876">
     <w:name w:val="toc 6"/>
-    <w:basedOn w:val="851"/>
-    <w:next w:val="851"/>
+    <w:basedOn w:val="882"/>
+    <w:next w:val="882"/>
     <w:uiPriority w:val="39"/>
     <w:unhideWhenUsed/>
     <w:pPr>
@@ -35981,10 +35976,10 @@
       <w:ind w:left="1100"/>
     </w:pPr>
   </w:style>
-  <w:style w:type="paragraph" w:styleId="846">
+  <w:style w:type="paragraph" w:styleId="877">
     <w:name w:val="toc 7"/>
-    <w:basedOn w:val="851"/>
-    <w:next w:val="851"/>
+    <w:basedOn w:val="882"/>
+    <w:next w:val="882"/>
     <w:uiPriority w:val="39"/>
     <w:unhideWhenUsed/>
     <w:pPr>
@@ -35993,10 +35988,10 @@
       <w:ind w:left="1320"/>
     </w:pPr>
   </w:style>
-  <w:style w:type="paragraph" w:styleId="847">
+  <w:style w:type="paragraph" w:styleId="878">
     <w:name w:val="toc 8"/>
-    <w:basedOn w:val="851"/>
-    <w:next w:val="851"/>
+    <w:basedOn w:val="882"/>
+    <w:next w:val="882"/>
     <w:uiPriority w:val="39"/>
     <w:unhideWhenUsed/>
     <w:pPr>
@@ -36005,10 +36000,10 @@
       <w:ind w:left="1540"/>
     </w:pPr>
   </w:style>
-  <w:style w:type="paragraph" w:styleId="848">
+  <w:style w:type="paragraph" w:styleId="879">
     <w:name w:val="toc 9"/>
-    <w:basedOn w:val="851"/>
-    <w:next w:val="851"/>
+    <w:basedOn w:val="882"/>
+    <w:next w:val="882"/>
     <w:uiPriority w:val="39"/>
     <w:unhideWhenUsed/>
     <w:pPr>
@@ -36017,7 +36012,7 @@
       <w:ind w:left="1760"/>
     </w:pPr>
   </w:style>
-  <w:style w:type="paragraph" w:styleId="849">
+  <w:style w:type="paragraph" w:styleId="880">
     <w:name w:val="TOC Heading"/>
     <w:uiPriority w:val="39"/>
     <w:unhideWhenUsed/>
@@ -36027,10 +36022,10 @@
       <w:ind/>
     </w:pPr>
   </w:style>
-  <w:style w:type="paragraph" w:styleId="850">
+  <w:style w:type="paragraph" w:styleId="881">
     <w:name w:val="table of figures"/>
-    <w:basedOn w:val="851"/>
-    <w:next w:val="851"/>
+    <w:basedOn w:val="882"/>
+    <w:next w:val="882"/>
     <w:uiPriority w:val="99"/>
     <w:unhideWhenUsed/>
     <w:pPr>
@@ -36039,7 +36034,7 @@
       <w:ind/>
     </w:pPr>
   </w:style>
-  <w:style w:type="paragraph" w:styleId="851" w:default="1">
+  <w:style w:type="paragraph" w:styleId="882" w:default="1">
     <w:name w:val="Normal"/>
     <w:qFormat/>
     <w:pPr>
@@ -36048,7 +36043,7 @@
       <w:ind/>
     </w:pPr>
   </w:style>
-  <w:style w:type="table" w:styleId="852" w:default="1">
+  <w:style w:type="table" w:styleId="883" w:default="1">
     <w:name w:val="Normal Table"/>
     <w:uiPriority w:val="99"/>
     <w:semiHidden/>
@@ -36241,7 +36236,7 @@
       </w:tcPr>
     </w:tblStylePr>
   </w:style>
-  <w:style w:type="numbering" w:styleId="853" w:default="1">
+  <w:style w:type="numbering" w:styleId="884" w:default="1">
     <w:name w:val="No List"/>
     <w:uiPriority w:val="99"/>
     <w:semiHidden/>
@@ -36252,9 +36247,9 @@
       <w:ind/>
     </w:pPr>
   </w:style>
-  <w:style w:type="paragraph" w:styleId="854">
+  <w:style w:type="paragraph" w:styleId="885">
     <w:name w:val="No Spacing"/>
-    <w:basedOn w:val="851"/>
+    <w:basedOn w:val="882"/>
     <w:uiPriority w:val="1"/>
     <w:qFormat/>
     <w:pPr>
@@ -36263,9 +36258,9 @@
       <w:ind/>
     </w:pPr>
   </w:style>
-  <w:style w:type="paragraph" w:styleId="855">
+  <w:style w:type="paragraph" w:styleId="886">
     <w:name w:val="List Paragraph"/>
-    <w:basedOn w:val="851"/>
+    <w:basedOn w:val="882"/>
     <w:uiPriority w:val="34"/>
     <w:qFormat/>
     <w:pPr>
